--- a/engine/swdy_study/SWDY_Valuation_Study_09-09-2026_public.docx
+++ b/engine/swdy_study/SWDY_Valuation_Study_09-09-2026_public.docx
@@ -4476,7 +4476,7 @@
                 <w:color w:val="1C3A36"/>
                 <w:sz w:val="16"/>
               </w:rPr>
-              <w:t>fair value accretes at the 30.4% cost of equity between the valuation date and the 5-Aug-2026 anchor — one date, one price of time, applied to the comparison itself</w:t>
+              <w:t>fair value accretes at the 30.4% cost of equity between the valuation date and the 2026-09-03 anchor — one date, one price of time, applied to the comparison itself</w:t>
             </w:r>
           </w:p>
         </w:tc>
@@ -11816,7 +11816,7 @@
                 <w:color w:val="1C3A36"/>
                 <w:sz w:val="16"/>
               </w:rPr>
-              <w:t>own-stock weekly regression against a 31-name equal-weight local composite over five years: R-squared 0.368, n = 256, standard error 0.170, 90% interval [0.95, 1.50]</w:t>
+              <w:t>own-stock weekly regression against the published EGX30 index of the exchange this share is listed on, over 4.94 years: R-squared 0.368, n = 256, standard error 0.170, 90% interval [0.95, 1.50]</w:t>
             </w:r>
           </w:p>
         </w:tc>

--- a/engine/swdy_study/SWDY_Valuation_Study_09-09-2026_public.docx
+++ b/engine/swdy_study/SWDY_Valuation_Study_09-09-2026_public.docx
@@ -4367,6 +4367,61 @@
                 <w:sz w:val="16"/>
               </w:rPr>
               <w:t>minorities take 9.7% of group profit, so they are charged the same share of the value</w:t>
+            </w:r>
+          </w:p>
+        </w:tc>
+      </w:tr>
+      <w:tr>
+        <w:tc>
+          <w:tcPr>
+            <w:tcW w:type="dxa" w:w="3672"/>
+          </w:tcPr>
+          <w:p>
+            <w:pPr>
+              <w:spacing w:after="20"/>
+            </w:pPr>
+            <w:r>
+              <w:rPr>
+                <w:color w:val="1C3A36"/>
+                <w:sz w:val="16"/>
+              </w:rPr>
+              <w:t>Less the employees' statutory share of distributable profits</w:t>
+            </w:r>
+          </w:p>
+        </w:tc>
+        <w:tc>
+          <w:tcPr>
+            <w:tcW w:type="dxa" w:w="1512"/>
+          </w:tcPr>
+          <w:p>
+            <w:pPr>
+              <w:spacing w:after="20"/>
+              <w:jc w:val="right"/>
+            </w:pPr>
+            <w:r>
+              <w:rPr>
+                <w:color w:val="1C3A36"/>
+                <w:sz w:val="16"/>
+              </w:rPr>
+              <w:t>(11,273)</w:t>
+            </w:r>
+          </w:p>
+        </w:tc>
+        <w:tc>
+          <w:tcPr>
+            <w:tcW w:type="dxa" w:w="4896"/>
+          </w:tcPr>
+          <w:p>
+            <w:pPr>
+              <w:spacing w:after="20"/>
+              <w:jc w:val="right"/>
+            </w:pPr>
+            <w:r>
+              <w:rPr>
+                <w:color w:val="1C3A36"/>
+                <w:sz w:val="16"/>
+              </w:rPr>
+              <w:t>Egyptian company law gives employees a share of distributable profits; measured at 12.2% of profit attributable to owners, the mean of FY2024, FY2025 and H1-2026. It is disclosed only in the earnings-per-share note, below the attributable line, and appears in no line of the income statement. The statutory share is capped at total annual wages and no filing discloses the cap's headroom, so the charge is an UPPER bound</w:t>
             </w:r>
           </w:p>
         </w:tc>
@@ -13362,7 +13417,7 @@
                 <w:color w:val="1C3A36"/>
                 <w:sz w:val="16"/>
               </w:rPr>
-              <w:t>68.64</w:t>
+              <w:t>60.17</w:t>
             </w:r>
           </w:p>
         </w:tc>
@@ -13380,7 +13435,7 @@
                 <w:color w:val="1C3A36"/>
                 <w:sz w:val="16"/>
               </w:rPr>
-              <w:t>66.58</w:t>
+              <w:t>58.35</w:t>
             </w:r>
           </w:p>
         </w:tc>
@@ -13398,7 +13453,7 @@
                 <w:color w:val="1C3A36"/>
                 <w:sz w:val="16"/>
               </w:rPr>
-              <w:t>64.58</w:t>
+              <w:t>56.60</w:t>
             </w:r>
           </w:p>
         </w:tc>
@@ -13416,7 +13471,7 @@
                 <w:color w:val="1C3A36"/>
                 <w:sz w:val="16"/>
               </w:rPr>
-              <w:t>62.65</w:t>
+              <w:t>54.90</w:t>
             </w:r>
           </w:p>
         </w:tc>
@@ -13434,7 +13489,7 @@
                 <w:color w:val="1C3A36"/>
                 <w:sz w:val="16"/>
               </w:rPr>
-              <w:t>60.79</w:t>
+              <w:t>53.27</w:t>
             </w:r>
           </w:p>
         </w:tc>
@@ -13471,7 +13526,7 @@
                 <w:color w:val="1C3A36"/>
                 <w:sz w:val="16"/>
               </w:rPr>
-              <w:t>59.93</w:t>
+              <w:t>52.51</w:t>
             </w:r>
           </w:p>
         </w:tc>
@@ -13489,7 +13544,7 @@
                 <w:color w:val="1C3A36"/>
                 <w:sz w:val="16"/>
               </w:rPr>
-              <w:t>58.10</w:t>
+              <w:t>50.90</w:t>
             </w:r>
           </w:p>
         </w:tc>
@@ -13507,7 +13562,7 @@
                 <w:color w:val="1C3A36"/>
                 <w:sz w:val="16"/>
               </w:rPr>
-              <w:t>56.33</w:t>
+              <w:t>49.34</w:t>
             </w:r>
           </w:p>
         </w:tc>
@@ -13525,7 +13580,7 @@
                 <w:color w:val="1C3A36"/>
                 <w:sz w:val="16"/>
               </w:rPr>
-              <w:t>54.63</w:t>
+              <w:t>47.84</w:t>
             </w:r>
           </w:p>
         </w:tc>
@@ -13543,7 +13598,7 @@
                 <w:color w:val="1C3A36"/>
                 <w:sz w:val="16"/>
               </w:rPr>
-              <w:t>52.98</w:t>
+              <w:t>46.39</w:t>
             </w:r>
           </w:p>
         </w:tc>
@@ -13580,7 +13635,7 @@
                 <w:color w:val="1C3A36"/>
                 <w:sz w:val="16"/>
               </w:rPr>
-              <w:t>52.93</w:t>
+              <w:t>46.35</w:t>
             </w:r>
           </w:p>
         </w:tc>
@@ -13598,7 +13653,7 @@
                 <w:color w:val="1C3A36"/>
                 <w:sz w:val="16"/>
               </w:rPr>
-              <w:t>51.29</w:t>
+              <w:t>44.90</w:t>
             </w:r>
           </w:p>
         </w:tc>
@@ -13616,7 +13671,7 @@
                 <w:color w:val="1C3A36"/>
                 <w:sz w:val="16"/>
               </w:rPr>
-              <w:t>49.71</w:t>
+              <w:t>43.51</w:t>
             </w:r>
           </w:p>
         </w:tc>
@@ -13634,7 +13689,7 @@
                 <w:color w:val="1C3A36"/>
                 <w:sz w:val="16"/>
               </w:rPr>
-              <w:t>48.18</w:t>
+              <w:t>42.17</w:t>
             </w:r>
           </w:p>
         </w:tc>
@@ -13652,7 +13707,7 @@
                 <w:color w:val="1C3A36"/>
                 <w:sz w:val="16"/>
               </w:rPr>
-              <w:t>46.70</w:t>
+              <w:t>40.87</w:t>
             </w:r>
           </w:p>
         </w:tc>
@@ -13689,7 +13744,7 @@
                 <w:color w:val="1C3A36"/>
                 <w:sz w:val="16"/>
               </w:rPr>
-              <w:t>47.19</w:t>
+              <w:t>41.29</w:t>
             </w:r>
           </w:p>
         </w:tc>
@@ -13707,7 +13762,7 @@
                 <w:color w:val="1C3A36"/>
                 <w:sz w:val="16"/>
               </w:rPr>
-              <w:t>45.70</w:t>
+              <w:t>39.99</w:t>
             </w:r>
           </w:p>
         </w:tc>
@@ -13725,7 +13780,7 @@
                 <w:color w:val="1C3A36"/>
                 <w:sz w:val="16"/>
               </w:rPr>
-              <w:t>44.27</w:t>
+              <w:t>38.72</w:t>
             </w:r>
           </w:p>
         </w:tc>
@@ -13743,7 +13798,7 @@
                 <w:color w:val="1C3A36"/>
                 <w:sz w:val="16"/>
               </w:rPr>
-              <w:t>42.88</w:t>
+              <w:t>37.51</w:t>
             </w:r>
           </w:p>
         </w:tc>
@@ -13761,7 +13816,7 @@
                 <w:color w:val="1C3A36"/>
                 <w:sz w:val="16"/>
               </w:rPr>
-              <w:t>41.54</w:t>
+              <w:t>36.33</w:t>
             </w:r>
           </w:p>
         </w:tc>
@@ -13798,7 +13853,7 @@
                 <w:color w:val="1C3A36"/>
                 <w:sz w:val="16"/>
               </w:rPr>
-              <w:t>42.39</w:t>
+              <w:t>37.07</w:t>
             </w:r>
           </w:p>
         </w:tc>
@@ -13816,7 +13871,7 @@
                 <w:color w:val="1C3A36"/>
                 <w:sz w:val="16"/>
               </w:rPr>
-              <w:t>41.03</w:t>
+              <w:t>35.88</w:t>
             </w:r>
           </w:p>
         </w:tc>
@@ -13834,7 +13889,7 @@
                 <w:color w:val="1C3A36"/>
                 <w:sz w:val="16"/>
               </w:rPr>
-              <w:t>39.72</w:t>
+              <w:t>34.72</w:t>
             </w:r>
           </w:p>
         </w:tc>
@@ -13852,7 +13907,7 @@
                 <w:color w:val="1C3A36"/>
                 <w:sz w:val="16"/>
               </w:rPr>
-              <w:t>38.46</w:t>
+              <w:t>33.61</w:t>
             </w:r>
           </w:p>
         </w:tc>
@@ -13870,7 +13925,7 @@
                 <w:color w:val="1C3A36"/>
                 <w:sz w:val="16"/>
               </w:rPr>
-              <w:t>37.24</w:t>
+              <w:t>32.54</w:t>
             </w:r>
           </w:p>
         </w:tc>
@@ -14051,7 +14106,7 @@
                 <w:color w:val="1C3A36"/>
                 <w:sz w:val="17"/>
               </w:rPr>
-              <w:t>46.50 – 94.47</w:t>
+              <w:t>40.69 – 82.89</w:t>
             </w:r>
           </w:p>
         </w:tc>
@@ -14069,7 +14124,7 @@
                 <w:color w:val="1C3A36"/>
                 <w:sz w:val="17"/>
               </w:rPr>
-              <w:t>47.96</w:t>
+              <w:t>42.20</w:t>
             </w:r>
           </w:p>
         </w:tc>
@@ -14489,7 +14544,7 @@
                 <w:color w:val="1C3A36"/>
                 <w:sz w:val="17"/>
               </w:rPr>
-              <w:t>45.05 – 49.71</w:t>
+              <w:t>39.39 – 43.51</w:t>
             </w:r>
           </w:p>
         </w:tc>
@@ -14507,7 +14562,7 @@
                 <w:color w:val="1C3A36"/>
                 <w:sz w:val="17"/>
               </w:rPr>
-              <w:t>4.66</w:t>
+              <w:t>4.12</w:t>
             </w:r>
           </w:p>
         </w:tc>
@@ -14530,6 +14585,20 @@
           <w:sz w:val="17"/>
         </w:rPr>
         <w:t>Every row is a full re-run of the segment build, not a multiplier applied to a finished revenue line: a currency or copper move flows through Cables' revenue, the working capital and the segment profit exactly as it does in the base case. Note the copper row — the swing is small and can even run the 'wrong' way, because a higher metal price raises revenue and working capital without raising the profit Cables earns on it. Ranked by single-row swing, the segment-margin row is the LARGEST — an earlier caption claimed the terminal assumptions dominated every operating driver, which this table itself contradicts (a review caught it); what remains true is that the two cost-of-capital grids jointly span the widest surface, and a ±15% margin shock is a far larger displacement of the base case than any one row's parameter step.</w:t>
+      </w:r>
+    </w:p>
+    <w:p>
+      <w:pPr>
+        <w:spacing w:after="200" w:before="0"/>
+      </w:pPr>
+      <w:r>
+        <w:rPr>
+          <w:b w:val="0"/>
+          <w:i w:val="0"/>
+          <w:color w:val="1C3A36"/>
+          <w:sz w:val="21"/>
+        </w:rPr>
+        <w:t>Every grid above is produced by the SAME valuation function as the headline, and it is asserted to reproduce it: at the adopted rates, growth and beta the function returns EGP 43.51 against the published central of 43.51. Until this edition the grids ran through a second function that re-implemented the terminal on a construction the study had already retired and omitted the employees' statutory share of profit that the bridge charges, so the surface was centred 14.2% above the answer it was supposed to be testing. Note also where the adopted point SITS in each range rather than assuming it is the middle: terminal growth is adopted at 7%, the TOP of the 3%–7% range tested, so the terminal-growth row runs from the answer downwards and not symmetrically around it.</w:t>
       </w:r>
     </w:p>
     <w:p>
@@ -24316,7 +24385,7 @@
                 <w:color w:val="1C3A36"/>
                 <w:sz w:val="16"/>
               </w:rPr>
-              <w:t>the explicit-against-terminal grid spans 31.41 per share</w:t>
+              <w:t>the explicit-against-terminal grid spans 27.63 per share</w:t>
             </w:r>
           </w:p>
         </w:tc>

--- a/engine/swdy_study/SWDY_Valuation_Study_09-09-2026_public.docx
+++ b/engine/swdy_study/SWDY_Valuation_Study_09-09-2026_public.docx
@@ -282,7 +282,7 @@
           <w:color w:val="1C3A36"/>
           <w:sz w:val="21"/>
         </w:rPr>
-        <w:t>On our primary construction the four lenses centre at EGP 43.51 per share against a market price of 130.00 — the price sits about +199% above the central estimate. That gap is not mainly an argument about the business; it is an argument about the discount rate. Discounted at an Egyptian cost of capital gliding 28.8% to 17.2%, the cash flows support roughly EGP 43.51. Discount the hard-currency share of those same cash flows at a hard-currency cost of capital of about 11.3% and the same model produces EGP 57.86 — still -55% against today's price, but +33% above the primary reading. The market appears to be applying something at least as generous as the second view. Both are shown, and neither is hidden inside an average.</w:t>
+        <w:t>On our primary construction the four lenses centre at EGP 39.55 per share against a market price of 130.00 — the price sits about +229% above the central estimate. That gap is not mainly an argument about the business; it is an argument about the discount rate. Discounted at an Egyptian cost of capital gliding 28.8% to 18.9%, the cash flows support roughly EGP 39.55. Discount the hard-currency share of those same cash flows at a hard-currency cost of capital of about 11.3% and the same model produces EGP 57.01 — still -56% against today's price, but +44% above the primary reading. The market appears to be applying something at least as generous as the second view. Both are shown, and neither is hidden inside an average.</w:t>
       </w:r>
     </w:p>
     <w:p>
@@ -457,7 +457,7 @@
                 <w:color w:val="1C3A36"/>
                 <w:sz w:val="17"/>
               </w:rPr>
-              <w:t>5-year FCFF, cost of capital gliding 28.8% → 17.2%, terminal growth 7%; 82% of enterprise value comes from the terminal value</w:t>
+              <w:t>5-year FCFF, cost of capital gliding 28.8% → 18.9%, terminal growth 7%; 77% of enterprise value comes from the terminal value</w:t>
             </w:r>
           </w:p>
         </w:tc>
@@ -475,7 +475,7 @@
                 <w:color w:val="1C3A36"/>
                 <w:sz w:val="17"/>
               </w:rPr>
-              <w:t>16.18 – 83.80</w:t>
+              <w:t>15.72 – 71.71</w:t>
             </w:r>
           </w:p>
         </w:tc>
@@ -493,7 +493,7 @@
                 <w:color w:val="1C3A36"/>
                 <w:sz w:val="17"/>
               </w:rPr>
-              <w:t>43.51</w:t>
+              <w:t>39.55</w:t>
             </w:r>
           </w:p>
         </w:tc>
@@ -511,7 +511,7 @@
                 <w:color w:val="1C3A36"/>
                 <w:sz w:val="17"/>
               </w:rPr>
-              <w:t>-67%</w:t>
+              <w:t>-70%</w:t>
             </w:r>
           </w:p>
         </w:tc>
@@ -566,7 +566,7 @@
                 <w:color w:val="1C3A36"/>
                 <w:sz w:val="17"/>
               </w:rPr>
-              <w:t>58.20 – 88.09</w:t>
+              <w:t>61.67 – 92.23</w:t>
             </w:r>
           </w:p>
         </w:tc>
@@ -584,7 +584,7 @@
                 <w:color w:val="1C3A36"/>
                 <w:sz w:val="17"/>
               </w:rPr>
-              <w:t>70.15</w:t>
+              <w:t>73.89</w:t>
             </w:r>
           </w:p>
         </w:tc>
@@ -602,7 +602,7 @@
                 <w:color w:val="1C3A36"/>
                 <w:sz w:val="17"/>
               </w:rPr>
-              <w:t>-46%</w:t>
+              <w:t>-43%</w:t>
             </w:r>
           </w:p>
         </w:tc>
@@ -639,7 +639,7 @@
                 <w:color w:val="1C3A36"/>
                 <w:sz w:val="17"/>
               </w:rPr>
-              <w:t>mid-cycle EBITDA margin 10.3% at a justified 9.0× P/E</w:t>
+              <w:t>mid-cycle EBITDA margin 10.6% at a justified 9.0× P/E</w:t>
             </w:r>
           </w:p>
         </w:tc>
@@ -657,7 +657,7 @@
                 <w:color w:val="1C3A36"/>
                 <w:sz w:val="17"/>
               </w:rPr>
-              <w:t>76.56 – 126.96</w:t>
+              <w:t>78.96 – 130.91</w:t>
             </w:r>
           </w:p>
         </w:tc>
@@ -675,7 +675,7 @@
                 <w:color w:val="1C3A36"/>
                 <w:sz w:val="17"/>
               </w:rPr>
-              <w:t>98.96</w:t>
+              <w:t>102.05</w:t>
             </w:r>
           </w:p>
         </w:tc>
@@ -693,7 +693,7 @@
                 <w:color w:val="1C3A36"/>
                 <w:sz w:val="17"/>
               </w:rPr>
-              <w:t>-24%</w:t>
+              <w:t>-21%</w:t>
             </w:r>
           </w:p>
         </w:tc>
@@ -730,7 +730,7 @@
                 <w:color w:val="1C3A36"/>
                 <w:sz w:val="17"/>
               </w:rPr>
-              <w:t>justified price-to-book 1.4× on book value of 31.24/share at a sustainable return on equity of 23.5%</w:t>
+              <w:t>justified price-to-book 1.2× on book value of 31.24/share at a sustainable return on equity of 23.5%</w:t>
             </w:r>
           </w:p>
         </w:tc>
@@ -748,7 +748,7 @@
                 <w:color w:val="1C3A36"/>
                 <w:sz w:val="17"/>
               </w:rPr>
-              <w:t>33.36 – 55.40</w:t>
+              <w:t>31.81 – 47.26</w:t>
             </w:r>
           </w:p>
         </w:tc>
@@ -766,7 +766,7 @@
                 <w:color w:val="1C3A36"/>
                 <w:sz w:val="17"/>
               </w:rPr>
-              <w:t>49.21</w:t>
+              <w:t>41.95</w:t>
             </w:r>
           </w:p>
         </w:tc>
@@ -784,7 +784,7 @@
                 <w:color w:val="1C3A36"/>
                 <w:sz w:val="17"/>
               </w:rPr>
-              <w:t>-62%</w:t>
+              <w:t>-68%</w:t>
             </w:r>
           </w:p>
         </w:tc>
@@ -845,7 +845,7 @@
                 <w:color w:val="1C3A36"/>
                 <w:sz w:val="17"/>
               </w:rPr>
-              <w:t>16.18 – 83.80</w:t>
+              <w:t>15.72 – 71.71</w:t>
             </w:r>
           </w:p>
         </w:tc>
@@ -865,7 +865,7 @@
                 <w:color w:val="1C3A36"/>
                 <w:sz w:val="17"/>
               </w:rPr>
-              <w:t>43.51</w:t>
+              <w:t>39.55</w:t>
             </w:r>
           </w:p>
         </w:tc>
@@ -885,7 +885,7 @@
                 <w:color w:val="1C3A36"/>
                 <w:sz w:val="17"/>
               </w:rPr>
-              <w:t>-67%</w:t>
+              <w:t>-70%</w:t>
             </w:r>
           </w:p>
         </w:tc>
@@ -958,7 +958,7 @@
                 <w:color w:val="1C3A36"/>
                 <w:sz w:val="17"/>
               </w:rPr>
-              <w:t>60.78</w:t>
+              <w:t>59.28</w:t>
             </w:r>
           </w:p>
         </w:tc>
@@ -976,7 +976,7 @@
                 <w:color w:val="1C3A36"/>
                 <w:sz w:val="17"/>
               </w:rPr>
-              <w:t>-53%</w:t>
+              <w:t>-54%</w:t>
             </w:r>
           </w:p>
         </w:tc>
@@ -1237,7 +1237,7 @@
                 <w:color w:val="1C3A36"/>
                 <w:sz w:val="17"/>
               </w:rPr>
-              <w:t>57.86</w:t>
+              <w:t>57.01</w:t>
             </w:r>
           </w:p>
         </w:tc>
@@ -1255,7 +1255,7 @@
                 <w:color w:val="1C3A36"/>
                 <w:sz w:val="17"/>
               </w:rPr>
-              <w:t>-55%</w:t>
+              <w:t>-56%</w:t>
             </w:r>
           </w:p>
         </w:tc>
@@ -1328,7 +1328,7 @@
                 <w:color w:val="1C3A36"/>
                 <w:sz w:val="17"/>
               </w:rPr>
-              <w:t>25.23</w:t>
+              <w:t>24.65</w:t>
             </w:r>
           </w:p>
         </w:tc>
@@ -1419,7 +1419,7 @@
                 <w:color w:val="1C3A36"/>
                 <w:sz w:val="17"/>
               </w:rPr>
-              <w:t>48.70</w:t>
+              <w:t>44.19</w:t>
             </w:r>
           </w:p>
         </w:tc>
@@ -1437,7 +1437,7 @@
                 <w:color w:val="1C3A36"/>
                 <w:sz w:val="17"/>
               </w:rPr>
-              <w:t>-63%</w:t>
+              <w:t>-66%</w:t>
             </w:r>
           </w:p>
         </w:tc>
@@ -1459,7 +1459,7 @@
           <w:color w:val="6E7B77"/>
           <w:sz w:val="17"/>
         </w:rPr>
-        <w:t>The alternative readings are shown so that each genuinely contested choice carries a number the reader can see, rather than being averaged silently into the headline. They are deliberately excluded from the central because each answers a different question — which currency's cost of capital applies, which column of a risk table to use, how to sequence one line of the bridge — and blending them would hide the disagreement instead of showing it. Ranges are bear-to-bull within each lens; THE CENTRAL IS THE CASH-FLOW LENS ITSELF and its range is that same lens under its own two scenarios on one clock, not a spread across four methods. Terminal value is 82% of the discounted-cash-flow enterprise value — a high share, disclosed here and again in the bridge, and the reason the terminal assumptions are stress-tested in section 1.9.</w:t>
+        <w:t>The alternative readings are shown so that each genuinely contested choice carries a number the reader can see, rather than being averaged silently into the headline. They are deliberately excluded from the central because each answers a different question — which currency's cost of capital applies, which column of a risk table to use, how to sequence one line of the bridge — and blending them would hide the disagreement instead of showing it. Ranges are bear-to-bull within each lens; THE CENTRAL IS THE CASH-FLOW LENS ITSELF and its range is that same lens under its own two scenarios on one clock, not a spread across four methods. Terminal value is 77% of the discounted-cash-flow enterprise value — a high share, disclosed here and again in the bridge, and the reason the terminal assumptions are stress-tested in section 1.9.</w:t>
       </w:r>
     </w:p>
     <w:p>
@@ -2178,7 +2178,7 @@
                 <w:color w:val="1C3A36"/>
                 <w:sz w:val="17"/>
               </w:rPr>
-              <w:t>370,030</w:t>
+              <w:t>370,194</w:t>
             </w:r>
           </w:p>
         </w:tc>
@@ -2196,7 +2196,7 @@
                 <w:color w:val="1C3A36"/>
                 <w:sz w:val="17"/>
               </w:rPr>
-              <w:t>422,528</w:t>
+              <w:t>422,920</w:t>
             </w:r>
           </w:p>
         </w:tc>
@@ -2214,7 +2214,7 @@
                 <w:color w:val="1C3A36"/>
                 <w:sz w:val="17"/>
               </w:rPr>
-              <w:t>466,619</w:t>
+              <w:t>467,552</w:t>
             </w:r>
           </w:p>
         </w:tc>
@@ -2232,7 +2232,7 @@
                 <w:color w:val="1C3A36"/>
                 <w:sz w:val="17"/>
               </w:rPr>
-              <w:t>510,440</w:t>
+              <w:t>511,651</w:t>
             </w:r>
           </w:p>
         </w:tc>
@@ -2250,7 +2250,7 @@
                 <w:color w:val="1C3A36"/>
                 <w:sz w:val="17"/>
               </w:rPr>
-              <w:t>555,225</w:t>
+              <w:t>556,590</w:t>
             </w:r>
           </w:p>
         </w:tc>
@@ -2287,7 +2287,7 @@
                 <w:color w:val="1C3A36"/>
                 <w:sz w:val="17"/>
               </w:rPr>
-              <w:t>175,308</w:t>
+              <w:t>180,311</w:t>
             </w:r>
           </w:p>
         </w:tc>
@@ -2305,7 +2305,7 @@
                 <w:color w:val="1C3A36"/>
                 <w:sz w:val="17"/>
               </w:rPr>
-              <w:t>200,259</w:t>
+              <w:t>206,073</w:t>
             </w:r>
           </w:p>
         </w:tc>
@@ -2323,7 +2323,7 @@
                 <w:color w:val="1C3A36"/>
                 <w:sz w:val="17"/>
               </w:rPr>
-              <w:t>221,642</w:t>
+              <w:t>228,316</w:t>
             </w:r>
           </w:p>
         </w:tc>
@@ -2341,7 +2341,7 @@
                 <w:color w:val="1C3A36"/>
                 <w:sz w:val="17"/>
               </w:rPr>
-              <w:t>242,445</w:t>
+              <w:t>249,838</w:t>
             </w:r>
           </w:p>
         </w:tc>
@@ -2359,7 +2359,7 @@
                 <w:color w:val="1C3A36"/>
                 <w:sz w:val="17"/>
               </w:rPr>
-              <w:t>263,462</w:t>
+              <w:t>271,523</w:t>
             </w:r>
           </w:p>
         </w:tc>
@@ -2396,7 +2396,7 @@
                 <w:color w:val="1C3A36"/>
                 <w:sz w:val="17"/>
               </w:rPr>
-              <w:t>194,722</w:t>
+              <w:t>189,882</w:t>
             </w:r>
           </w:p>
         </w:tc>
@@ -2414,7 +2414,7 @@
                 <w:color w:val="1C3A36"/>
                 <w:sz w:val="17"/>
               </w:rPr>
-              <w:t>222,270</w:t>
+              <w:t>216,847</w:t>
             </w:r>
           </w:p>
         </w:tc>
@@ -2432,7 +2432,7 @@
                 <w:color w:val="1C3A36"/>
                 <w:sz w:val="17"/>
               </w:rPr>
-              <w:t>244,977</w:t>
+              <w:t>239,236</w:t>
             </w:r>
           </w:p>
         </w:tc>
@@ -2450,7 +2450,7 @@
                 <w:color w:val="1C3A36"/>
                 <w:sz w:val="17"/>
               </w:rPr>
-              <w:t>267,995</w:t>
+              <w:t>261,813</w:t>
             </w:r>
           </w:p>
         </w:tc>
@@ -2468,7 +2468,7 @@
                 <w:color w:val="1C3A36"/>
                 <w:sz w:val="17"/>
               </w:rPr>
-              <w:t>291,763</w:t>
+              <w:t>285,067</w:t>
             </w:r>
           </w:p>
         </w:tc>
@@ -2505,7 +2505,7 @@
                 <w:color w:val="1C3A36"/>
                 <w:sz w:val="17"/>
               </w:rPr>
-              <w:t>37,965</w:t>
+              <w:t>38,953</w:t>
             </w:r>
           </w:p>
         </w:tc>
@@ -2523,7 +2523,7 @@
                 <w:color w:val="1C3A36"/>
                 <w:sz w:val="17"/>
               </w:rPr>
-              <w:t>43,447</w:t>
+              <w:t>44,616</w:t>
             </w:r>
           </w:p>
         </w:tc>
@@ -2541,7 +2541,7 @@
                 <w:color w:val="1C3A36"/>
                 <w:sz w:val="17"/>
               </w:rPr>
-              <w:t>48,113</w:t>
+              <w:t>49,486</w:t>
             </w:r>
           </w:p>
         </w:tc>
@@ -2559,7 +2559,7 @@
                 <w:color w:val="1C3A36"/>
                 <w:sz w:val="17"/>
               </w:rPr>
-              <w:t>52,750</w:t>
+              <w:t>54,297</w:t>
             </w:r>
           </w:p>
         </w:tc>
@@ -2577,7 +2577,7 @@
                 <w:color w:val="1C3A36"/>
                 <w:sz w:val="17"/>
               </w:rPr>
-              <w:t>57,496</w:t>
+              <w:t>59,206</w:t>
             </w:r>
           </w:p>
         </w:tc>
@@ -2614,7 +2614,7 @@
                 <w:color w:val="1C3A36"/>
                 <w:sz w:val="17"/>
               </w:rPr>
-              <w:t>10.3%</w:t>
+              <w:t>10.5%</w:t>
             </w:r>
           </w:p>
         </w:tc>
@@ -2632,7 +2632,7 @@
                 <w:color w:val="1C3A36"/>
                 <w:sz w:val="17"/>
               </w:rPr>
-              <w:t>10.3%</w:t>
+              <w:t>10.5%</w:t>
             </w:r>
           </w:p>
         </w:tc>
@@ -2650,7 +2650,7 @@
                 <w:color w:val="1C3A36"/>
                 <w:sz w:val="17"/>
               </w:rPr>
-              <w:t>10.3%</w:t>
+              <w:t>10.6%</w:t>
             </w:r>
           </w:p>
         </w:tc>
@@ -2668,7 +2668,7 @@
                 <w:color w:val="1C3A36"/>
                 <w:sz w:val="17"/>
               </w:rPr>
-              <w:t>10.3%</w:t>
+              <w:t>10.6%</w:t>
             </w:r>
           </w:p>
         </w:tc>
@@ -2686,7 +2686,7 @@
                 <w:color w:val="1C3A36"/>
                 <w:sz w:val="17"/>
               </w:rPr>
-              <w:t>10.4%</w:t>
+              <w:t>10.6%</w:t>
             </w:r>
           </w:p>
         </w:tc>
@@ -2723,7 +2723,7 @@
                 <w:color w:val="1C3A36"/>
                 <w:sz w:val="17"/>
               </w:rPr>
-              <w:t>(4,625)</w:t>
+              <w:t>(4,627)</w:t>
             </w:r>
           </w:p>
         </w:tc>
@@ -2741,7 +2741,7 @@
                 <w:color w:val="1C3A36"/>
                 <w:sz w:val="17"/>
               </w:rPr>
-              <w:t>(5,282)</w:t>
+              <w:t>(5,287)</w:t>
             </w:r>
           </w:p>
         </w:tc>
@@ -2759,7 +2759,7 @@
                 <w:color w:val="1C3A36"/>
                 <w:sz w:val="17"/>
               </w:rPr>
-              <w:t>(5,833)</w:t>
+              <w:t>(5,844)</w:t>
             </w:r>
           </w:p>
         </w:tc>
@@ -2777,7 +2777,7 @@
                 <w:color w:val="1C3A36"/>
                 <w:sz w:val="17"/>
               </w:rPr>
-              <w:t>(6,381)</w:t>
+              <w:t>(6,396)</w:t>
             </w:r>
           </w:p>
         </w:tc>
@@ -2795,7 +2795,7 @@
                 <w:color w:val="1C3A36"/>
                 <w:sz w:val="17"/>
               </w:rPr>
-              <w:t>(6,940)</w:t>
+              <w:t>(6,957)</w:t>
             </w:r>
           </w:p>
         </w:tc>
@@ -2832,7 +2832,7 @@
                 <w:color w:val="1C3A36"/>
                 <w:sz w:val="17"/>
               </w:rPr>
-              <w:t>33,339</w:t>
+              <w:t>34,325</w:t>
             </w:r>
           </w:p>
         </w:tc>
@@ -2850,7 +2850,7 @@
                 <w:color w:val="1C3A36"/>
                 <w:sz w:val="17"/>
               </w:rPr>
-              <w:t>38,165</w:t>
+              <w:t>39,330</w:t>
             </w:r>
           </w:p>
         </w:tc>
@@ -2868,7 +2868,7 @@
                 <w:color w:val="1C3A36"/>
                 <w:sz w:val="17"/>
               </w:rPr>
-              <w:t>42,280</w:t>
+              <w:t>43,642</w:t>
             </w:r>
           </w:p>
         </w:tc>
@@ -2886,7 +2886,7 @@
                 <w:color w:val="1C3A36"/>
                 <w:sz w:val="17"/>
               </w:rPr>
-              <w:t>46,370</w:t>
+              <w:t>47,901</w:t>
             </w:r>
           </w:p>
         </w:tc>
@@ -2904,7 +2904,7 @@
                 <w:color w:val="1C3A36"/>
                 <w:sz w:val="17"/>
               </w:rPr>
-              <w:t>50,556</w:t>
+              <w:t>52,249</w:t>
             </w:r>
           </w:p>
         </w:tc>
@@ -2941,7 +2941,7 @@
                 <w:color w:val="1C3A36"/>
                 <w:sz w:val="17"/>
               </w:rPr>
-              <w:t>25,171</w:t>
+              <w:t>25,916</w:t>
             </w:r>
           </w:p>
         </w:tc>
@@ -2959,7 +2959,7 @@
                 <w:color w:val="1C3A36"/>
                 <w:sz w:val="17"/>
               </w:rPr>
-              <w:t>28,815</w:t>
+              <w:t>29,694</w:t>
             </w:r>
           </w:p>
         </w:tc>
@@ -2977,7 +2977,7 @@
                 <w:color w:val="1C3A36"/>
                 <w:sz w:val="17"/>
               </w:rPr>
-              <w:t>31,922</w:t>
+              <w:t>32,950</w:t>
             </w:r>
           </w:p>
         </w:tc>
@@ -2995,7 +2995,7 @@
                 <w:color w:val="1C3A36"/>
                 <w:sz w:val="17"/>
               </w:rPr>
-              <w:t>35,009</w:t>
+              <w:t>36,165</w:t>
             </w:r>
           </w:p>
         </w:tc>
@@ -3013,7 +3013,7 @@
                 <w:color w:val="1C3A36"/>
                 <w:sz w:val="17"/>
               </w:rPr>
-              <w:t>38,170</w:t>
+              <w:t>39,448</w:t>
             </w:r>
           </w:p>
         </w:tc>
@@ -3050,7 +3050,7 @@
                 <w:color w:val="1C3A36"/>
                 <w:sz w:val="17"/>
               </w:rPr>
-              <w:t>4,625</w:t>
+              <w:t>4,627</w:t>
             </w:r>
           </w:p>
         </w:tc>
@@ -3068,7 +3068,7 @@
                 <w:color w:val="1C3A36"/>
                 <w:sz w:val="17"/>
               </w:rPr>
-              <w:t>5,282</w:t>
+              <w:t>5,287</w:t>
             </w:r>
           </w:p>
         </w:tc>
@@ -3086,7 +3086,7 @@
                 <w:color w:val="1C3A36"/>
                 <w:sz w:val="17"/>
               </w:rPr>
-              <w:t>5,833</w:t>
+              <w:t>5,844</w:t>
             </w:r>
           </w:p>
         </w:tc>
@@ -3104,7 +3104,7 @@
                 <w:color w:val="1C3A36"/>
                 <w:sz w:val="17"/>
               </w:rPr>
-              <w:t>6,381</w:t>
+              <w:t>6,396</w:t>
             </w:r>
           </w:p>
         </w:tc>
@@ -3122,7 +3122,7 @@
                 <w:color w:val="1C3A36"/>
                 <w:sz w:val="17"/>
               </w:rPr>
-              <w:t>6,940</w:t>
+              <w:t>6,957</w:t>
             </w:r>
           </w:p>
         </w:tc>
@@ -3159,7 +3159,7 @@
                 <w:color w:val="1C3A36"/>
                 <w:sz w:val="17"/>
               </w:rPr>
-              <w:t>(16,281)</w:t>
+              <w:t>(13,232)</w:t>
             </w:r>
           </w:p>
         </w:tc>
@@ -3177,7 +3177,7 @@
                 <w:color w:val="1C3A36"/>
                 <w:sz w:val="17"/>
               </w:rPr>
-              <w:t>(16,901)</w:t>
+              <w:t>(15,116)</w:t>
             </w:r>
           </w:p>
         </w:tc>
@@ -3195,7 +3195,7 @@
                 <w:color w:val="1C3A36"/>
                 <w:sz w:val="17"/>
               </w:rPr>
-              <w:t>(16,798)</w:t>
+              <w:t>(16,711)</w:t>
             </w:r>
           </w:p>
         </w:tc>
@@ -3213,7 +3213,7 @@
                 <w:color w:val="1C3A36"/>
                 <w:sz w:val="17"/>
               </w:rPr>
-              <w:t>(16,845)</w:t>
+              <w:t>(18,288)</w:t>
             </w:r>
           </w:p>
         </w:tc>
@@ -3231,7 +3231,7 @@
                 <w:color w:val="1C3A36"/>
                 <w:sz w:val="17"/>
               </w:rPr>
-              <w:t>(17,212)</w:t>
+              <w:t>(19,894)</w:t>
             </w:r>
           </w:p>
         </w:tc>
@@ -3268,7 +3268,7 @@
                 <w:color w:val="1C3A36"/>
                 <w:sz w:val="17"/>
               </w:rPr>
-              <w:t>(17,783)</w:t>
+              <w:t>(17,816)</w:t>
             </w:r>
           </w:p>
         </w:tc>
@@ -3286,7 +3286,7 @@
                 <w:color w:val="1C3A36"/>
                 <w:sz w:val="17"/>
               </w:rPr>
-              <w:t>(10,447)</w:t>
+              <w:t>(10,493)</w:t>
             </w:r>
           </w:p>
         </w:tc>
@@ -3304,7 +3304,7 @@
                 <w:color w:val="1C3A36"/>
                 <w:sz w:val="17"/>
               </w:rPr>
-              <w:t>(8,774)</w:t>
+              <w:t>(8,882)</w:t>
             </w:r>
           </w:p>
         </w:tc>
@@ -3322,7 +3322,7 @@
                 <w:color w:val="1C3A36"/>
                 <w:sz w:val="17"/>
               </w:rPr>
-              <w:t>(8,720)</w:t>
+              <w:t>(8,776)</w:t>
             </w:r>
           </w:p>
         </w:tc>
@@ -3340,7 +3340,7 @@
                 <w:color w:val="1C3A36"/>
                 <w:sz w:val="17"/>
               </w:rPr>
-              <w:t>(8,912)</w:t>
+              <w:t>(8,943)</w:t>
             </w:r>
           </w:p>
         </w:tc>
@@ -3381,7 +3381,7 @@
                 <w:color w:val="1C3A36"/>
                 <w:sz w:val="17"/>
               </w:rPr>
-              <w:t>-4,268</w:t>
+              <w:t>-505</w:t>
             </w:r>
           </w:p>
         </w:tc>
@@ -3401,7 +3401,7 @@
                 <w:color w:val="1C3A36"/>
                 <w:sz w:val="17"/>
               </w:rPr>
-              <w:t>6,748</w:t>
+              <w:t>9,372</w:t>
             </w:r>
           </w:p>
         </w:tc>
@@ -3421,7 +3421,7 @@
                 <w:color w:val="1C3A36"/>
                 <w:sz w:val="17"/>
               </w:rPr>
-              <w:t>12,182</w:t>
+              <w:t>13,201</w:t>
             </w:r>
           </w:p>
         </w:tc>
@@ -3441,7 +3441,7 @@
                 <w:color w:val="1C3A36"/>
                 <w:sz w:val="17"/>
               </w:rPr>
-              <w:t>15,825</w:t>
+              <w:t>15,498</w:t>
             </w:r>
           </w:p>
         </w:tc>
@@ -3461,7 +3461,7 @@
                 <w:color w:val="1C3A36"/>
                 <w:sz w:val="17"/>
               </w:rPr>
-              <w:t>18,986</w:t>
+              <w:t>17,569</w:t>
             </w:r>
           </w:p>
         </w:tc>
@@ -3516,7 +3516,7 @@
                 <w:color w:val="1C3A36"/>
                 <w:sz w:val="17"/>
               </w:rPr>
-              <w:t>25.0%</w:t>
+              <w:t>25.5%</w:t>
             </w:r>
           </w:p>
         </w:tc>
@@ -3534,7 +3534,7 @@
                 <w:color w:val="1C3A36"/>
                 <w:sz w:val="17"/>
               </w:rPr>
-              <w:t>21.7%</w:t>
+              <w:t>22.8%</w:t>
             </w:r>
           </w:p>
         </w:tc>
@@ -3552,7 +3552,7 @@
                 <w:color w:val="1C3A36"/>
                 <w:sz w:val="17"/>
               </w:rPr>
-              <w:t>19.2%</w:t>
+              <w:t>20.6%</w:t>
             </w:r>
           </w:p>
         </w:tc>
@@ -3570,7 +3570,7 @@
                 <w:color w:val="1C3A36"/>
                 <w:sz w:val="17"/>
               </w:rPr>
-              <w:t>17.2%</w:t>
+              <w:t>18.9%</w:t>
             </w:r>
           </w:p>
         </w:tc>
@@ -3625,7 +3625,7 @@
                 <w:color w:val="1C3A36"/>
                 <w:sz w:val="17"/>
               </w:rPr>
-              <w:t>0.6211</w:t>
+              <w:t>0.6183</w:t>
             </w:r>
           </w:p>
         </w:tc>
@@ -3643,7 +3643,7 @@
                 <w:color w:val="1C3A36"/>
                 <w:sz w:val="17"/>
               </w:rPr>
-              <w:t>0.5102</w:t>
+              <w:t>0.5036</w:t>
             </w:r>
           </w:p>
         </w:tc>
@@ -3661,7 +3661,7 @@
                 <w:color w:val="1C3A36"/>
                 <w:sz w:val="17"/>
               </w:rPr>
-              <w:t>0.4282</w:t>
+              <w:t>0.4177</w:t>
             </w:r>
           </w:p>
         </w:tc>
@@ -3679,7 +3679,7 @@
                 <w:color w:val="1C3A36"/>
                 <w:sz w:val="17"/>
               </w:rPr>
-              <w:t>0.3653</w:t>
+              <w:t>0.3512</w:t>
             </w:r>
           </w:p>
         </w:tc>
@@ -3720,7 +3720,7 @@
                 <w:color w:val="1C3A36"/>
                 <w:sz w:val="17"/>
               </w:rPr>
-              <w:t>-3,313</w:t>
+              <w:t>-392</w:t>
             </w:r>
           </w:p>
         </w:tc>
@@ -3740,7 +3740,7 @@
                 <w:color w:val="1C3A36"/>
                 <w:sz w:val="17"/>
               </w:rPr>
-              <w:t>4,191</w:t>
+              <w:t>5,795</w:t>
             </w:r>
           </w:p>
         </w:tc>
@@ -3760,7 +3760,7 @@
                 <w:color w:val="1C3A36"/>
                 <w:sz w:val="17"/>
               </w:rPr>
-              <w:t>6,216</w:t>
+              <w:t>6,648</w:t>
             </w:r>
           </w:p>
         </w:tc>
@@ -3780,7 +3780,7 @@
                 <w:color w:val="1C3A36"/>
                 <w:sz w:val="17"/>
               </w:rPr>
-              <w:t>6,776</w:t>
+              <w:t>6,473</w:t>
             </w:r>
           </w:p>
         </w:tc>
@@ -3800,7 +3800,7 @@
                 <w:color w:val="1C3A36"/>
                 <w:sz w:val="17"/>
               </w:rPr>
-              <w:t>6,935</w:t>
+              <w:t>6,171</w:t>
             </w:r>
           </w:p>
         </w:tc>
@@ -3957,7 +3957,7 @@
                 <w:color w:val="1C3A36"/>
                 <w:sz w:val="16"/>
               </w:rPr>
-              <w:t>20,806</w:t>
+              <w:t>24,696</w:t>
             </w:r>
           </w:p>
         </w:tc>
@@ -4012,7 +4012,7 @@
                 <w:color w:val="1C3A36"/>
                 <w:sz w:val="16"/>
               </w:rPr>
-              <w:t>26,619</w:t>
+              <w:t>28,027</w:t>
             </w:r>
           </w:p>
         </w:tc>
@@ -4030,7 +4030,7 @@
                 <w:color w:val="1C3A36"/>
                 <w:sz w:val="16"/>
               </w:rPr>
-              <w:t>FY2030E NOPAT grown 7% × (1 − reinvestment rate 34.8%); the reinvestment rate is forced to g ÷ terminal return on capital (20.1%) so growth is paid for — this is why the terminal cash flow sits above year-5 FCFF, disclosed here rather than left implicit</w:t>
+              <w:t>FY2030E NOPAT grown 7% × (1 − reinvestment rate 33.6%); the reinvestment rate is forced to g ÷ terminal return on capital (20.8%) so growth is paid for — this is why the terminal cash flow sits above year-5 FCFF, disclosed here rather than left implicit</w:t>
             </w:r>
           </w:p>
         </w:tc>
@@ -4067,7 +4067,7 @@
                 <w:color w:val="1C3A36"/>
                 <w:sz w:val="16"/>
               </w:rPr>
-              <w:t>95,358</w:t>
+              <w:t>82,540</w:t>
             </w:r>
           </w:p>
         </w:tc>
@@ -4085,7 +4085,7 @@
                 <w:color w:val="1C3A36"/>
                 <w:sz w:val="16"/>
               </w:rPr>
-              <w:t>the terminal cash flow capitalised at 17.2% − 7% = 261,042, discounted at the year-5 factor 0.3653</w:t>
+              <w:t>the terminal cash flow capitalised at 18.9% − 7% = 234,993, discounted at the year-5 factor 0.3512</w:t>
             </w:r>
           </w:p>
         </w:tc>
@@ -4126,7 +4126,7 @@
                 <w:color w:val="1C3A36"/>
                 <w:sz w:val="16"/>
               </w:rPr>
-              <w:t>116,164</w:t>
+              <w:t>107,235</w:t>
             </w:r>
           </w:p>
         </w:tc>
@@ -4183,7 +4183,7 @@
                 <w:color w:val="1C3A36"/>
                 <w:sz w:val="16"/>
               </w:rPr>
-              <w:t>82%</w:t>
+              <w:t>77%</w:t>
             </w:r>
           </w:p>
         </w:tc>
@@ -4348,7 +4348,7 @@
                 <w:color w:val="1C3A36"/>
                 <w:sz w:val="16"/>
               </w:rPr>
-              <w:t>(9,904)</w:t>
+              <w:t>(9,040)</w:t>
             </w:r>
           </w:p>
         </w:tc>
@@ -4403,7 +4403,7 @@
                 <w:color w:val="1C3A36"/>
                 <w:sz w:val="16"/>
               </w:rPr>
-              <w:t>(11,273)</w:t>
+              <w:t>(10,290)</w:t>
             </w:r>
           </w:p>
         </w:tc>
@@ -4458,7 +4458,7 @@
                 <w:color w:val="1C3A36"/>
                 <w:sz w:val="16"/>
               </w:rPr>
-              <w:t>81,185</w:t>
+              <w:t>74,103</w:t>
             </w:r>
           </w:p>
         </w:tc>
@@ -4476,7 +4476,7 @@
                 <w:color w:val="1C3A36"/>
                 <w:sz w:val="16"/>
               </w:rPr>
-              <w:t>EGP 37.92 per share — dated at the audited balance-sheet date the bridge subtracts net debt at</w:t>
+              <w:t>EGP 34.62 per share — dated at the audited balance-sheet date the bridge subtracts net debt at</w:t>
             </w:r>
           </w:p>
         </w:tc>
@@ -4627,7 +4627,7 @@
                 <w:color w:val="1C3A36"/>
                 <w:sz w:val="16"/>
               </w:rPr>
-              <w:t>43.51</w:t>
+              <w:t>39.55</w:t>
             </w:r>
           </w:p>
         </w:tc>
@@ -4647,7 +4647,7 @@
                 <w:color w:val="1C3A36"/>
                 <w:sz w:val="16"/>
               </w:rPr>
-              <w:t>against a spot of 130.00 (-67%)</w:t>
+              <w:t>against a spot of 130.00 (-70%)</w:t>
             </w:r>
           </w:p>
         </w:tc>
@@ -4711,7 +4711,7 @@
           <w:color w:val="1C3A36"/>
           <w:sz w:val="21"/>
         </w:rPr>
-        <w:t>A justified price-to-book multiple is (return on equity − growth) ÷ (cost of equity − growth). It is priced at the PERPETUAL (terminal) cost of equity of 19.1% — a steady-state multiple takes a steady-state rate, not a five-year transitional one. (An earlier wording called this figure an 'average' of the two windows, which it never was; the actual average, 24.8%, is the construction behind this lens's published bear bound of 33.36.) That gives 1.4× book, or EGP 49.21 per share at the anchor. This is the weakest of the four lenses for this company and carries the lowest weight, for a specific reason: three years of currency translation have moved reported book value in ways that have little to do with the earning power of the assets, and a group whose value sits in an order book and a brand is poorly described by its balance sheet. It is retained because it is the lens that disagrees most, and a lens that only ever agrees is not doing any work.</w:t>
+        <w:t>A justified price-to-book multiple is (return on equity − growth) ÷ (cost of equity − growth). It is priced at the PERPETUAL (terminal) cost of equity of 21.1% — a steady-state multiple takes a steady-state rate, not a five-year transitional one. (An earlier wording called this figure an 'average' of the two windows, which it never was; the actual average, 25.8%, is the construction behind this lens's published bear bound of 31.81.) That gives 1.2× book, or EGP 41.95 per share at the anchor. This is the weakest of the four lenses for this company and carries the lowest weight, for a specific reason: three years of currency translation have moved reported book value in ways that have little to do with the earning power of the assets, and a group whose value sits in an order book and a brand is poorly described by its balance sheet. It is retained because it is the lens that disagrees most, and a lens that only ever agrees is not doing any work.</w:t>
       </w:r>
     </w:p>
     <w:p>
@@ -5182,7 +5182,7 @@
                 <w:color w:val="1C3A36"/>
                 <w:sz w:val="17"/>
               </w:rPr>
-              <w:t>(-879)</w:t>
+              <w:t>(-5,403)</w:t>
             </w:r>
           </w:p>
         </w:tc>
@@ -5237,7 +5237,7 @@
                 <w:color w:val="1C3A36"/>
                 <w:sz w:val="17"/>
               </w:rPr>
-              <w:t>70.15</w:t>
+              <w:t>73.89</w:t>
             </w:r>
           </w:p>
         </w:tc>
@@ -5255,7 +5255,7 @@
                 <w:color w:val="1C3A36"/>
                 <w:sz w:val="17"/>
               </w:rPr>
-              <w:t>bear 58.20 at 5.5× / bull 88.09 at 8.0×; rolled to the anchor date on the same two lines as the cash-flow bridge</w:t>
+              <w:t>bear 61.67 at 5.5× / bull 92.23 at 8.0×; rolled to the anchor date on the same two lines as the cash-flow bridge</w:t>
             </w:r>
           </w:p>
         </w:tc>
@@ -5277,7 +5277,7 @@
           <w:color w:val="1C3A36"/>
           <w:sz w:val="21"/>
         </w:rPr>
-        <w:t>Two things about this lens should be read before its number is. First, applying a multiple to a forecast year gives an enterprise value AS AT that year; it has to be discounted back before it can be compared with today's price. Not doing so would have produced EGP 134.15 per share instead of 70.15 — a EGP 64.00 overstatement, which an earlier draft of this study contained. Second, the justified multiple is a judgement, not a peer-derived figure.</w:t>
+        <w:t>Two things about this lens should be read before its number is. First, applying a multiple to a forecast year gives an enterprise value AS AT that year; it has to be discounted back before it can be compared with today's price. Not doing so would have produced EGP 140.27 per share instead of 73.89 — a EGP 66.38 overstatement, which an earlier draft of this study contained. Second, the justified multiple is a judgement, not a peer-derived figure.</w:t>
       </w:r>
     </w:p>
     <w:p>
@@ -5319,7 +5319,7 @@
           <w:color w:val="1C3A36"/>
           <w:sz w:val="21"/>
         </w:rPr>
-        <w:t>The question this lens asks is what the group earns at its CURRENT scale in a year that is neither a currency windfall nor a margin trough. The mid-cycle EBITDA margin of 10.3% — the FY28E point of the forecast, comfortably below the FY2024 outturn of 13.6% and above the FY2025 trough of 10.1% — is applied to FY2026E revenue of EGP 370,030mn. An earlier revision applied the multiple to FY2028-SCALE earnings with no time value, injecting two years of undiscounted growth into a present-day lens; an external review flagged it correctly and the construction was restated, worth about EGP 4.9 per share on the cash-flow lens.</w:t>
+        <w:t>The question this lens asks is what the group earns at its CURRENT scale in a year that is neither a currency windfall nor a margin trough. The mid-cycle EBITDA margin of 10.6% — the FY28E point of the forecast, comfortably below the FY2024 outturn of 13.6% and above the FY2025 trough of 10.1% — is applied to FY2026E revenue of EGP 370,194mn. An earlier revision applied the multiple to FY2028-SCALE earnings with no time value, injecting two years of undiscounted growth into a present-day lens; an external review flagged it correctly and the construction was restated, worth about EGP 4.9 per share on the cash-flow lens.</w:t>
       </w:r>
     </w:p>
     <w:tbl>
@@ -5420,7 +5420,7 @@
                 <w:color w:val="1C3A36"/>
                 <w:sz w:val="17"/>
               </w:rPr>
-              <w:t>370,030</w:t>
+              <w:t>370,194</w:t>
             </w:r>
           </w:p>
         </w:tc>
@@ -5439,7 +5439,7 @@
                 <w:color w:val="1C3A36"/>
                 <w:sz w:val="17"/>
               </w:rPr>
-              <w:t>Mid-cycle EBITDA margin (FY28E) at 10.3%</w:t>
+              <w:t>Mid-cycle EBITDA margin (FY28E) at 10.6%</w:t>
             </w:r>
           </w:p>
         </w:tc>
@@ -5457,7 +5457,7 @@
                 <w:color w:val="1C3A36"/>
                 <w:sz w:val="17"/>
               </w:rPr>
-              <w:t>38,154</w:t>
+              <w:t>39,182</w:t>
             </w:r>
           </w:p>
         </w:tc>
@@ -5494,7 +5494,7 @@
                 <w:color w:val="1C3A36"/>
                 <w:sz w:val="17"/>
               </w:rPr>
-              <w:t>(4,625)</w:t>
+              <w:t>(4,627)</w:t>
             </w:r>
           </w:p>
         </w:tc>
@@ -5531,7 +5531,7 @@
                 <w:color w:val="1C3A36"/>
                 <w:sz w:val="17"/>
               </w:rPr>
-              <w:t>33,528</w:t>
+              <w:t>34,554</w:t>
             </w:r>
           </w:p>
         </w:tc>
@@ -5642,7 +5642,7 @@
                 <w:color w:val="1C3A36"/>
                 <w:sz w:val="17"/>
               </w:rPr>
-              <w:t>(13,432)</w:t>
+              <w:t>(13,843)</w:t>
             </w:r>
           </w:p>
         </w:tc>
@@ -5679,7 +5679,7 @@
                 <w:color w:val="1C3A36"/>
                 <w:sz w:val="17"/>
               </w:rPr>
-              <w:t>20,048</w:t>
+              <w:t>20,662</w:t>
             </w:r>
           </w:p>
         </w:tc>
@@ -5720,7 +5720,7 @@
                 <w:color w:val="1C3A36"/>
                 <w:sz w:val="17"/>
               </w:rPr>
-              <w:t>9.36</w:t>
+              <w:t>9.65</w:t>
             </w:r>
           </w:p>
         </w:tc>
@@ -5757,7 +5757,7 @@
                 <w:color w:val="1C3A36"/>
                 <w:sz w:val="17"/>
               </w:rPr>
-              <w:t>98.96</w:t>
+              <w:t>102.05</w:t>
             </w:r>
           </w:p>
         </w:tc>
@@ -5779,7 +5779,7 @@
           <w:color w:val="6E7B77"/>
           <w:sz w:val="17"/>
         </w:rPr>
-        <w:t>Bear 76.56 at 7.0× and bull 126.96 at 11.5×, both rolled to the anchor date like every other lens. Every input row is the figure the computation actually uses — the associate line is the FY2026E forecast, not the FY2025 actual. One disclosed conservatism: equity-method associate income is taxed at 24.5% inside this lens although it arrives already post-tax at the investee — worth about +0.4/share on the central if removed. The justified multiple is held well below what a comparable industrial franchise would attract in a developed market, because an Egyptian cost of equity near 30% mathematically compresses what any stream of earnings is worth.</w:t>
+        <w:t>Bear 78.96 at 7.0× and bull 130.91 at 11.5×, both rolled to the anchor date like every other lens. Every input row is the figure the computation actually uses — the associate line is the FY2026E forecast, not the FY2025 actual. One disclosed conservatism: equity-method associate income is taxed at 24.5% inside this lens although it arrives already post-tax at the investee — worth about +0.4/share on the central if removed. The justified multiple is held well below what a comparable industrial franchise would attract in a developed market, because an Egyptian cost of equity near 30% mathematically compresses what any stream of earnings is worth.</w:t>
       </w:r>
     </w:p>
     <w:p>
@@ -6028,7 +6028,7 @@
                 <w:color w:val="1C3A36"/>
                 <w:sz w:val="17"/>
               </w:rPr>
-              <w:t>16.18</w:t>
+              <w:t>15.72</w:t>
             </w:r>
           </w:p>
         </w:tc>
@@ -6046,7 +6046,7 @@
                 <w:color w:val="1C3A36"/>
                 <w:sz w:val="17"/>
               </w:rPr>
-              <w:t>43.51</w:t>
+              <w:t>39.55</w:t>
             </w:r>
           </w:p>
         </w:tc>
@@ -6064,7 +6064,7 @@
                 <w:color w:val="1C3A36"/>
                 <w:sz w:val="17"/>
               </w:rPr>
-              <w:t>83.80</w:t>
+              <w:t>71.71</w:t>
             </w:r>
           </w:p>
         </w:tc>
@@ -6100,7 +6100,7 @@
                 <w:color w:val="1C3A36"/>
                 <w:sz w:val="17"/>
               </w:rPr>
-              <w:t>-67%</w:t>
+              <w:t>-70%</w:t>
             </w:r>
           </w:p>
         </w:tc>
@@ -6137,7 +6137,7 @@
                 <w:color w:val="1C3A36"/>
                 <w:sz w:val="17"/>
               </w:rPr>
-              <w:t>58.20</w:t>
+              <w:t>61.67</w:t>
             </w:r>
           </w:p>
         </w:tc>
@@ -6155,7 +6155,7 @@
                 <w:color w:val="1C3A36"/>
                 <w:sz w:val="17"/>
               </w:rPr>
-              <w:t>70.15</w:t>
+              <w:t>73.89</w:t>
             </w:r>
           </w:p>
         </w:tc>
@@ -6173,7 +6173,7 @@
                 <w:color w:val="1C3A36"/>
                 <w:sz w:val="17"/>
               </w:rPr>
-              <w:t>88.09</w:t>
+              <w:t>92.23</w:t>
             </w:r>
           </w:p>
         </w:tc>
@@ -6209,7 +6209,7 @@
                 <w:color w:val="1C3A36"/>
                 <w:sz w:val="17"/>
               </w:rPr>
-              <w:t>-46%</w:t>
+              <w:t>-43%</w:t>
             </w:r>
           </w:p>
         </w:tc>
@@ -6246,7 +6246,7 @@
                 <w:color w:val="1C3A36"/>
                 <w:sz w:val="17"/>
               </w:rPr>
-              <w:t>76.56</w:t>
+              <w:t>78.96</w:t>
             </w:r>
           </w:p>
         </w:tc>
@@ -6264,7 +6264,7 @@
                 <w:color w:val="1C3A36"/>
                 <w:sz w:val="17"/>
               </w:rPr>
-              <w:t>98.96</w:t>
+              <w:t>102.05</w:t>
             </w:r>
           </w:p>
         </w:tc>
@@ -6282,7 +6282,7 @@
                 <w:color w:val="1C3A36"/>
                 <w:sz w:val="17"/>
               </w:rPr>
-              <w:t>126.96</w:t>
+              <w:t>130.91</w:t>
             </w:r>
           </w:p>
         </w:tc>
@@ -6318,7 +6318,7 @@
                 <w:color w:val="1C3A36"/>
                 <w:sz w:val="17"/>
               </w:rPr>
-              <w:t>-24%</w:t>
+              <w:t>-21%</w:t>
             </w:r>
           </w:p>
         </w:tc>
@@ -6355,7 +6355,7 @@
                 <w:color w:val="1C3A36"/>
                 <w:sz w:val="17"/>
               </w:rPr>
-              <w:t>33.36</w:t>
+              <w:t>31.81</w:t>
             </w:r>
           </w:p>
         </w:tc>
@@ -6373,7 +6373,7 @@
                 <w:color w:val="1C3A36"/>
                 <w:sz w:val="17"/>
               </w:rPr>
-              <w:t>49.21</w:t>
+              <w:t>41.95</w:t>
             </w:r>
           </w:p>
         </w:tc>
@@ -6391,7 +6391,7 @@
                 <w:color w:val="1C3A36"/>
                 <w:sz w:val="17"/>
               </w:rPr>
-              <w:t>55.40</w:t>
+              <w:t>47.26</w:t>
             </w:r>
           </w:p>
         </w:tc>
@@ -6427,7 +6427,7 @@
                 <w:color w:val="1C3A36"/>
                 <w:sz w:val="17"/>
               </w:rPr>
-              <w:t>-62%</w:t>
+              <w:t>-68%</w:t>
             </w:r>
           </w:p>
         </w:tc>
@@ -6468,7 +6468,7 @@
                 <w:color w:val="1C3A36"/>
                 <w:sz w:val="17"/>
               </w:rPr>
-              <w:t>16.18</w:t>
+              <w:t>15.72</w:t>
             </w:r>
           </w:p>
         </w:tc>
@@ -6488,7 +6488,7 @@
                 <w:color w:val="1C3A36"/>
                 <w:sz w:val="17"/>
               </w:rPr>
-              <w:t>43.51</w:t>
+              <w:t>39.55</w:t>
             </w:r>
           </w:p>
         </w:tc>
@@ -6508,7 +6508,7 @@
                 <w:color w:val="1C3A36"/>
                 <w:sz w:val="17"/>
               </w:rPr>
-              <w:t>83.80</w:t>
+              <w:t>71.71</w:t>
             </w:r>
           </w:p>
         </w:tc>
@@ -6548,7 +6548,7 @@
                 <w:color w:val="1C3A36"/>
                 <w:sz w:val="17"/>
               </w:rPr>
-              <w:t>-67%</w:t>
+              <w:t>-70%</w:t>
             </w:r>
           </w:p>
         </w:tc>
@@ -6602,7 +6602,7 @@
                 <w:color w:val="1C3A36"/>
                 <w:sz w:val="17"/>
               </w:rPr>
-              <w:t>60.78</w:t>
+              <w:t>59.28</w:t>
             </w:r>
           </w:p>
         </w:tc>
@@ -6655,7 +6655,7 @@
                 <w:color w:val="1C3A36"/>
                 <w:sz w:val="17"/>
               </w:rPr>
-              <w:t>-53%</w:t>
+              <w:t>-54%</w:t>
             </w:r>
           </w:p>
         </w:tc>
@@ -6677,7 +6677,7 @@
           <w:color w:val="1C3A36"/>
           <w:sz w:val="21"/>
         </w:rPr>
-        <w:t>The four lenses do not agree, and the disagreement is informative rather than embarrassing. The two lenses that look at earnings — relative multiples and normalised earnings power — land near or slightly above the market price. The two that discount cash or capital at an Egyptian cost of capital land well below it. This is the same disagreement in two forms: a multiple imported from a market with a low cost of capital implicitly assumes a low cost of capital, and a discounted model applied with an Egyptian one does not. THE CENTRAL DOES NOT SIT BETWEEN THEM: it is the cash-flow lens itself at EGP 43.51, and the market-anchored reads are published beside it at their own values so a reader can judge the disagreement rather than receive a number in which it has already been settled by a weight. An earlier edition did settle it that way and reported EGP 60.78, -53% against the price where this study holds -67%.</w:t>
+        <w:t>The four lenses do not agree, and the disagreement is informative rather than embarrassing. The two lenses that look at earnings — relative multiples and normalised earnings power — land near or slightly above the market price. The two that discount cash or capital at an Egyptian cost of capital land well below it. This is the same disagreement in two forms: a multiple imported from a market with a low cost of capital implicitly assumes a low cost of capital, and a discounted model applied with an Egyptian one does not. THE CENTRAL DOES NOT SIT BETWEEN THEM: it is the cash-flow lens itself at EGP 39.55, and the market-anchored reads are published beside it at their own values so a reader can judge the disagreement rather than receive a number in which it has already been settled by a weight. An earlier edition did settle it that way and reported EGP 59.28, -54% against the price where this study holds -70%.</w:t>
       </w:r>
     </w:p>
     <w:p>
@@ -7752,7 +7752,7 @@
                 <w:color w:val="1C3A36"/>
                 <w:sz w:val="16"/>
               </w:rPr>
-              <w:t>49.5</w:t>
+              <w:t>47.7</w:t>
             </w:r>
           </w:p>
         </w:tc>
@@ -9202,7 +9202,7 @@
                 <w:color w:val="1C3A36"/>
                 <w:sz w:val="16"/>
               </w:rPr>
-              <w:t>370,030</w:t>
+              <w:t>370,194</w:t>
             </w:r>
           </w:p>
         </w:tc>
@@ -9220,7 +9220,7 @@
                 <w:color w:val="1C3A36"/>
                 <w:sz w:val="16"/>
               </w:rPr>
-              <w:t>422,528</w:t>
+              <w:t>422,920</w:t>
             </w:r>
           </w:p>
         </w:tc>
@@ -9238,7 +9238,7 @@
                 <w:color w:val="1C3A36"/>
                 <w:sz w:val="16"/>
               </w:rPr>
-              <w:t>466,619</w:t>
+              <w:t>467,552</w:t>
             </w:r>
           </w:p>
         </w:tc>
@@ -9256,7 +9256,7 @@
                 <w:color w:val="1C3A36"/>
                 <w:sz w:val="16"/>
               </w:rPr>
-              <w:t>510,440</w:t>
+              <w:t>511,651</w:t>
             </w:r>
           </w:p>
         </w:tc>
@@ -9274,7 +9274,7 @@
                 <w:color w:val="1C3A36"/>
                 <w:sz w:val="16"/>
               </w:rPr>
-              <w:t>555,225</w:t>
+              <w:t>556,590</w:t>
             </w:r>
           </w:p>
         </w:tc>
@@ -9311,7 +9311,7 @@
                 <w:color w:val="1C3A36"/>
                 <w:sz w:val="16"/>
               </w:rPr>
-              <w:t>44,699</w:t>
+              <w:t>45,690</w:t>
             </w:r>
           </w:p>
         </w:tc>
@@ -9329,7 +9329,7 @@
                 <w:color w:val="1C3A36"/>
                 <w:sz w:val="16"/>
               </w:rPr>
-              <w:t>51,137</w:t>
+              <w:t>52,314</w:t>
             </w:r>
           </w:p>
         </w:tc>
@@ -9347,7 +9347,7 @@
                 <w:color w:val="1C3A36"/>
                 <w:sz w:val="16"/>
               </w:rPr>
-              <w:t>56,606</w:t>
+              <w:t>57,996</w:t>
             </w:r>
           </w:p>
         </w:tc>
@@ -9365,7 +9365,7 @@
                 <w:color w:val="1C3A36"/>
                 <w:sz w:val="16"/>
               </w:rPr>
-              <w:t>62,040</w:t>
+              <w:t>63,609</w:t>
             </w:r>
           </w:p>
         </w:tc>
@@ -9383,7 +9383,7 @@
                 <w:color w:val="1C3A36"/>
                 <w:sz w:val="16"/>
               </w:rPr>
-              <w:t>67,601</w:t>
+              <w:t>69,336</w:t>
             </w:r>
           </w:p>
         </w:tc>
@@ -9420,7 +9420,7 @@
                 <w:color w:val="1C3A36"/>
                 <w:sz w:val="16"/>
               </w:rPr>
-              <w:t>12.1%</w:t>
+              <w:t>12.3%</w:t>
             </w:r>
           </w:p>
         </w:tc>
@@ -9438,7 +9438,7 @@
                 <w:color w:val="1C3A36"/>
                 <w:sz w:val="16"/>
               </w:rPr>
-              <w:t>12.1%</w:t>
+              <w:t>12.4%</w:t>
             </w:r>
           </w:p>
         </w:tc>
@@ -9456,7 +9456,7 @@
                 <w:color w:val="1C3A36"/>
                 <w:sz w:val="16"/>
               </w:rPr>
-              <w:t>12.1%</w:t>
+              <w:t>12.4%</w:t>
             </w:r>
           </w:p>
         </w:tc>
@@ -9474,7 +9474,7 @@
                 <w:color w:val="1C3A36"/>
                 <w:sz w:val="16"/>
               </w:rPr>
-              <w:t>12.2%</w:t>
+              <w:t>12.4%</w:t>
             </w:r>
           </w:p>
         </w:tc>
@@ -9492,7 +9492,7 @@
                 <w:color w:val="1C3A36"/>
                 <w:sz w:val="16"/>
               </w:rPr>
-              <w:t>12.2%</w:t>
+              <w:t>12.5%</w:t>
             </w:r>
           </w:p>
         </w:tc>
@@ -9529,7 +9529,7 @@
                 <w:color w:val="1C3A36"/>
                 <w:sz w:val="16"/>
               </w:rPr>
-              <w:t>(11,360)</w:t>
+              <w:t>(11,365)</w:t>
             </w:r>
           </w:p>
         </w:tc>
@@ -9547,7 +9547,7 @@
                 <w:color w:val="1C3A36"/>
                 <w:sz w:val="16"/>
               </w:rPr>
-              <w:t>(12,972)</w:t>
+              <w:t>(12,984)</w:t>
             </w:r>
           </w:p>
         </w:tc>
@@ -9565,7 +9565,7 @@
                 <w:color w:val="1C3A36"/>
                 <w:sz w:val="16"/>
               </w:rPr>
-              <w:t>(14,325)</w:t>
+              <w:t>(14,354)</w:t>
             </w:r>
           </w:p>
         </w:tc>
@@ -9583,7 +9583,7 @@
                 <w:color w:val="1C3A36"/>
                 <w:sz w:val="16"/>
               </w:rPr>
-              <w:t>(15,671)</w:t>
+              <w:t>(15,708)</w:t>
             </w:r>
           </w:p>
         </w:tc>
@@ -9601,7 +9601,7 @@
                 <w:color w:val="1C3A36"/>
                 <w:sz w:val="16"/>
               </w:rPr>
-              <w:t>(17,045)</w:t>
+              <w:t>(17,087)</w:t>
             </w:r>
           </w:p>
         </w:tc>
@@ -9642,7 +9642,7 @@
                 <w:color w:val="1C3A36"/>
                 <w:sz w:val="16"/>
               </w:rPr>
-              <w:t>33,339</w:t>
+              <w:t>34,325</w:t>
             </w:r>
           </w:p>
         </w:tc>
@@ -9662,7 +9662,7 @@
                 <w:color w:val="1C3A36"/>
                 <w:sz w:val="16"/>
               </w:rPr>
-              <w:t>38,165</w:t>
+              <w:t>39,330</w:t>
             </w:r>
           </w:p>
         </w:tc>
@@ -9682,7 +9682,7 @@
                 <w:color w:val="1C3A36"/>
                 <w:sz w:val="16"/>
               </w:rPr>
-              <w:t>42,280</w:t>
+              <w:t>43,642</w:t>
             </w:r>
           </w:p>
         </w:tc>
@@ -9702,7 +9702,7 @@
                 <w:color w:val="1C3A36"/>
                 <w:sz w:val="16"/>
               </w:rPr>
-              <w:t>46,370</w:t>
+              <w:t>47,901</w:t>
             </w:r>
           </w:p>
         </w:tc>
@@ -9722,7 +9722,7 @@
                 <w:color w:val="1C3A36"/>
                 <w:sz w:val="16"/>
               </w:rPr>
-              <w:t>50,556</w:t>
+              <w:t>52,249</w:t>
             </w:r>
           </w:p>
         </w:tc>
@@ -9759,7 +9759,7 @@
                 <w:color w:val="1C3A36"/>
                 <w:sz w:val="16"/>
               </w:rPr>
-              <w:t>4,625</w:t>
+              <w:t>4,627</w:t>
             </w:r>
           </w:p>
         </w:tc>
@@ -9777,7 +9777,7 @@
                 <w:color w:val="1C3A36"/>
                 <w:sz w:val="16"/>
               </w:rPr>
-              <w:t>5,282</w:t>
+              <w:t>5,287</w:t>
             </w:r>
           </w:p>
         </w:tc>
@@ -9795,7 +9795,7 @@
                 <w:color w:val="1C3A36"/>
                 <w:sz w:val="16"/>
               </w:rPr>
-              <w:t>5,833</w:t>
+              <w:t>5,844</w:t>
             </w:r>
           </w:p>
         </w:tc>
@@ -9813,7 +9813,7 @@
                 <w:color w:val="1C3A36"/>
                 <w:sz w:val="16"/>
               </w:rPr>
-              <w:t>6,381</w:t>
+              <w:t>6,396</w:t>
             </w:r>
           </w:p>
         </w:tc>
@@ -9831,7 +9831,7 @@
                 <w:color w:val="1C3A36"/>
                 <w:sz w:val="16"/>
               </w:rPr>
-              <w:t>6,940</w:t>
+              <w:t>6,957</w:t>
             </w:r>
           </w:p>
         </w:tc>
@@ -9872,7 +9872,7 @@
                 <w:color w:val="1C3A36"/>
                 <w:sz w:val="16"/>
               </w:rPr>
-              <w:t>37,965</w:t>
+              <w:t>38,953</w:t>
             </w:r>
           </w:p>
         </w:tc>
@@ -9892,7 +9892,7 @@
                 <w:color w:val="1C3A36"/>
                 <w:sz w:val="16"/>
               </w:rPr>
-              <w:t>43,447</w:t>
+              <w:t>44,616</w:t>
             </w:r>
           </w:p>
         </w:tc>
@@ -9912,7 +9912,7 @@
                 <w:color w:val="1C3A36"/>
                 <w:sz w:val="16"/>
               </w:rPr>
-              <w:t>48,113</w:t>
+              <w:t>49,486</w:t>
             </w:r>
           </w:p>
         </w:tc>
@@ -9932,7 +9932,7 @@
                 <w:color w:val="1C3A36"/>
                 <w:sz w:val="16"/>
               </w:rPr>
-              <w:t>52,750</w:t>
+              <w:t>54,297</w:t>
             </w:r>
           </w:p>
         </w:tc>
@@ -9952,7 +9952,7 @@
                 <w:color w:val="1C3A36"/>
                 <w:sz w:val="16"/>
               </w:rPr>
-              <w:t>57,496</w:t>
+              <w:t>59,206</w:t>
             </w:r>
           </w:p>
         </w:tc>
@@ -9989,7 +9989,7 @@
                 <w:color w:val="1C3A36"/>
                 <w:sz w:val="16"/>
               </w:rPr>
-              <w:t>10.3%</w:t>
+              <w:t>10.5%</w:t>
             </w:r>
           </w:p>
         </w:tc>
@@ -10007,7 +10007,7 @@
                 <w:color w:val="1C3A36"/>
                 <w:sz w:val="16"/>
               </w:rPr>
-              <w:t>10.3%</w:t>
+              <w:t>10.5%</w:t>
             </w:r>
           </w:p>
         </w:tc>
@@ -10025,7 +10025,7 @@
                 <w:color w:val="1C3A36"/>
                 <w:sz w:val="16"/>
               </w:rPr>
-              <w:t>10.3%</w:t>
+              <w:t>10.6%</w:t>
             </w:r>
           </w:p>
         </w:tc>
@@ -10043,7 +10043,7 @@
                 <w:color w:val="1C3A36"/>
                 <w:sz w:val="16"/>
               </w:rPr>
-              <w:t>10.3%</w:t>
+              <w:t>10.6%</w:t>
             </w:r>
           </w:p>
         </w:tc>
@@ -10061,7 +10061,7 @@
                 <w:color w:val="1C3A36"/>
                 <w:sz w:val="16"/>
               </w:rPr>
-              <w:t>10.4%</w:t>
+              <w:t>10.6%</w:t>
             </w:r>
           </w:p>
         </w:tc>
@@ -10083,7 +10083,7 @@
           <w:color w:val="6E7B77"/>
           <w:sz w:val="17"/>
         </w:rPr>
-        <w:t>The FY2026 build is checked, not calibrated, against the print: the disclosed Q1-2026 revenue of 75,298, grossed up on the Q1-2025 seasonal share of FY2025, implies a full FY2026 of roughly 356,323, against the build's 370,030 — a +4% difference, an independent check that the segment build is not running ahead of the company's own trading. That quarter reported revenue +27% and attributable profit +17% year on year.</w:t>
+        <w:t>The FY2026 build is checked, not calibrated, against the print: the disclosed Q1-2026 revenue of 75,298, grossed up on the Q1-2025 seasonal share of FY2025, implies a full FY2026 of roughly 356,323, against the build's 370,194 — a +4% difference, an independent check that the segment build is not running ahead of the company's own trading. That quarter reported revenue +27% and attributable profit +17% year on year.</w:t>
       </w:r>
     </w:p>
     <w:p>
@@ -10386,7 +10386,7 @@
                 <w:color w:val="1C3A36"/>
                 <w:sz w:val="16"/>
               </w:rPr>
-              <w:t>329,470</w:t>
+              <w:t>302,515</w:t>
             </w:r>
           </w:p>
         </w:tc>
@@ -10404,7 +10404,7 @@
                 <w:color w:val="1C3A36"/>
                 <w:sz w:val="16"/>
               </w:rPr>
-              <w:t>59.3%</w:t>
+              <w:t>54.4%</w:t>
             </w:r>
           </w:p>
         </w:tc>
@@ -10495,7 +10495,7 @@
                 <w:color w:val="1C3A36"/>
                 <w:sz w:val="16"/>
               </w:rPr>
-              <w:t>159,883</w:t>
+              <w:t>172,678</w:t>
             </w:r>
           </w:p>
         </w:tc>
@@ -10513,7 +10513,7 @@
                 <w:color w:val="1C3A36"/>
                 <w:sz w:val="16"/>
               </w:rPr>
-              <w:t>28.8%</w:t>
+              <w:t>31.0%</w:t>
             </w:r>
           </w:p>
         </w:tc>
@@ -10604,7 +10604,7 @@
                 <w:color w:val="1C3A36"/>
                 <w:sz w:val="16"/>
               </w:rPr>
-              <w:t>65,871</w:t>
+              <w:t>81,396</w:t>
             </w:r>
           </w:p>
         </w:tc>
@@ -10622,7 +10622,7 @@
                 <w:color w:val="1C3A36"/>
                 <w:sz w:val="16"/>
               </w:rPr>
-              <w:t>11.9%</w:t>
+              <w:t>14.6%</w:t>
             </w:r>
           </w:p>
         </w:tc>
@@ -10713,7 +10713,7 @@
                 <w:color w:val="1C3A36"/>
                 <w:sz w:val="16"/>
               </w:rPr>
-              <w:t>555,225</w:t>
+              <w:t>556,590</w:t>
             </w:r>
           </w:p>
         </w:tc>
@@ -10753,7 +10753,7 @@
           <w:color w:val="6E7B77"/>
           <w:sz w:val="17"/>
         </w:rPr>
-        <w:t>FY2025 figures are the audited Note 5-3 / Note 16 disclosures directly; nothing is apportioned or calibrated. By FY2030E Cables' share of revenue rises from 55.4% to 59.3% as it compounds on copper and FX; Constructions' share falls as its growth tapers fastest.</w:t>
+        <w:t>FY2025 figures are the audited Note 5-3 / Note 16 disclosures directly; nothing is apportioned or calibrated. By FY2030E Cables' share of revenue rises from 55.4% to 54.4% as it compounds on copper and FX; Constructions' share falls as its growth tapers fastest.</w:t>
       </w:r>
     </w:p>
     <w:p>
@@ -11434,7 +11434,7 @@
           <w:color w:val="1C3A36"/>
           <w:sz w:val="21"/>
         </w:rPr>
-        <w:t>The segment build makes a second point that a percentage-of-revenue model hides. Copper is passed through in Cables: a higher copper price raises revenue without raising the profit earned on it. But working capital scales with revenue, so a copper spike CONSUMES cash while adding almost no profit. That is visible in FY2026E, where revenue rises +32% — much of it copper and FX translation — and the resulting EGP 17,783mn working-capital build cuts free cash flow to the firm to just EGP -4,268mn, against EGP 6,748mn the following year once the step-up is absorbed. A rising copper price is not good news for this business in the year it happens.</w:t>
+        <w:t>The segment build makes a second point that a percentage-of-revenue model hides. Copper is passed through in Cables: a higher copper price raises revenue without raising the profit earned on it. But working capital scales with revenue, so a copper spike CONSUMES cash while adding almost no profit. That is visible in FY2026E, where revenue rises +32% — much of it copper and FX translation — and the resulting EGP 17,816mn working-capital build cuts free cash flow to the firm to just EGP -505mn, against EGP 9,372mn the following year once the step-up is absorbed. A rising copper price is not good news for this business in the year it happens.</w:t>
       </w:r>
     </w:p>
     <w:p>
@@ -11448,7 +11448,7 @@
           <w:color w:val="1C3A36"/>
           <w:sz w:val="21"/>
         </w:rPr>
-        <w:t>The model holds this ratio near 19.9% of revenue, the FY2025 disclosed level. That single assumption is worth a great deal: every percentage point of revenue added to or removed from working-capital intensity is worth roughly EGP 2.18-2.33 per share (the local slope at the base and the average across the tested 17-23% span). If the group converts working capital further — collecting faster, or pushing more of the funding onto suppliers and customers — the cash-flow model reprices sharply upward. If FY2025's improvement reverses, it reprices down just as fast.</w:t>
+        <w:t>The model holds this ratio near 19.9% of revenue, the FY2025 disclosed level. That single assumption is worth a great deal: every percentage point of revenue added to or removed from working-capital intensity is worth roughly EGP 2.07-2.21 per share (the local slope at the base and the average across the tested 17-23% span). If the group converts working capital further — collecting faster, or pushing more of the funding onto suppliers and customers — the cash-flow model reprices sharply upward. If FY2025's improvement reverses, it reprices down just as fast.</w:t>
       </w:r>
     </w:p>
     <w:p>
@@ -11635,7 +11635,7 @@
                 <w:color w:val="1C3A36"/>
                 <w:sz w:val="16"/>
               </w:rPr>
-              <w:t>10.5%</w:t>
+              <w:t>12.5%</w:t>
             </w:r>
           </w:p>
         </w:tc>
@@ -11781,7 +11781,7 @@
                 <w:color w:val="1C3A36"/>
                 <w:sz w:val="16"/>
               </w:rPr>
-              <w:t>10.5%</w:t>
+              <w:t>12.5%</w:t>
             </w:r>
           </w:p>
         </w:tc>
@@ -11999,7 +11999,7 @@
                 <w:color w:val="1C3A36"/>
                 <w:sz w:val="16"/>
               </w:rPr>
-              <w:t>19.1%</w:t>
+              <w:t>21.1%</w:t>
             </w:r>
           </w:p>
         </w:tc>
@@ -12298,7 +12298,7 @@
                 <w:color w:val="1C3A36"/>
                 <w:sz w:val="16"/>
               </w:rPr>
-              <w:t>17.2%</w:t>
+              <w:t>18.9%</w:t>
             </w:r>
           </w:p>
         </w:tc>
@@ -12749,7 +12749,7 @@
                 <w:color w:val="1C3A36"/>
                 <w:sz w:val="16"/>
               </w:rPr>
-              <w:t>EGP 25.23 (against 43.51)</w:t>
+              <w:t>EGP 24.65 (against 39.55)</w:t>
             </w:r>
           </w:p>
         </w:tc>
@@ -12767,7 +12767,7 @@
                 <w:color w:val="1C3A36"/>
                 <w:sz w:val="16"/>
               </w:rPr>
-              <w:t>Both are columns of the same published source. The market-observed basis is preferred to the agency-rating basis, which lags. This is the single largest open question in the cost of capital and the alternative is worth roughly 18.28 per share</w:t>
+              <w:t>Both are columns of the same published source. The market-observed basis is preferred to the agency-rating basis, which lags. This is the single largest open question in the cost of capital and the alternative is worth roughly 14.91 per share</w:t>
             </w:r>
           </w:p>
         </w:tc>
@@ -12822,7 +12822,7 @@
                 <w:color w:val="1C3A36"/>
                 <w:sz w:val="16"/>
               </w:rPr>
-              <w:t>EGP 48.70 (5.19)</w:t>
+              <w:t>EGP 44.19 (4.64)</w:t>
             </w:r>
           </w:p>
         </w:tc>
@@ -12950,7 +12950,7 @@
                 <w:color w:val="1C3A36"/>
                 <w:sz w:val="16"/>
               </w:rPr>
-              <w:t>EGP-equivalent (13.9%): the hard-currency legs loaded with the pound's own 5.4%/year forecast depreciation, under uncovered interest parity</w:t>
+              <w:t>EGP-equivalent (14.5%): the hard-currency legs loaded with the pound's own 6.2%/year forecast depreciation, under uncovered interest parity</w:t>
             </w:r>
           </w:p>
         </w:tc>
@@ -12968,7 +12968,7 @@
                 <w:color w:val="1C3A36"/>
                 <w:sz w:val="16"/>
               </w:rPr>
-              <w:t>EGP 43.30 (-0.21)</w:t>
+              <w:t>EGP 39.34 (-0.21)</w:t>
             </w:r>
           </w:p>
         </w:tc>
@@ -12986,7 +12986,7 @@
                 <w:color w:val="1C3A36"/>
                 <w:sz w:val="16"/>
               </w:rPr>
-              <w:t>Net debt carries only 6.9% of the capital structure, so even this 444-basis-point swing in Kd moves the fair value by well under 1% — smaller than it looks. CAUTION: keeping the currency-composition basis as primary means the hard-currency debt is carried at its coupon rate, not compensated for devaluation risk beyond what this forecast's own exchange-rate path already assumes</w:t>
+              <w:t>Net debt carries only 6.9% of the capital structure, so even this 503-basis-point swing in Kd moves the fair value by well under 1% — smaller than it looks. CAUTION: keeping the currency-composition basis as primary means the hard-currency debt is carried at its coupon rate, not compensated for devaluation risk beyond what this forecast's own exchange-rate path already assumes</w:t>
             </w:r>
           </w:p>
         </w:tc>
@@ -13154,7 +13154,7 @@
           <w:color w:val="6E7B77"/>
           <w:sz w:val="17"/>
         </w:rPr>
-        <w:t>The rating-basis column is the one most often raised against this study. It is not a correction to an error — both bases are published by the same source and both appear in this study's input register — but it is a material choice, and at EGP 25.23 the alternative sits well below the primary. A reader who prefers agency ratings to market spreads should use that number. (A July-2026 refresh of the same file reportedly lifts the rating-basis premium by roughly one point, making that alternative slightly more adverse still; the CDS-basis primary reproduces almost unchanged from the July parameters.)</w:t>
+        <w:t>The rating-basis column is the one most often raised against this study. It is not a correction to an error — both bases are published by the same source and both appear in this study's input register — but it is a material choice, and at EGP 24.65 the alternative sits well below the primary. A reader who prefers agency ratings to market spreads should use that number. (A July-2026 refresh of the same file reportedly lifts the rating-basis premium by roughly one point, making that alternative slightly more adverse still; the CDS-basis primary reproduces almost unchanged from the July parameters.)</w:t>
       </w:r>
     </w:p>
     <w:p>
@@ -13399,7 +13399,7 @@
                 <w:color w:val="1C3A36"/>
                 <w:sz w:val="16"/>
               </w:rPr>
-              <w:t>terminal 15.2%</w:t>
+              <w:t>terminal 16.9%</w:t>
             </w:r>
           </w:p>
         </w:tc>
@@ -13417,7 +13417,7 @@
                 <w:color w:val="1C3A36"/>
                 <w:sz w:val="16"/>
               </w:rPr>
-              <w:t>60.17</w:t>
+              <w:t>52.39</w:t>
             </w:r>
           </w:p>
         </w:tc>
@@ -13435,7 +13435,7 @@
                 <w:color w:val="1C3A36"/>
                 <w:sz w:val="16"/>
               </w:rPr>
-              <w:t>58.35</w:t>
+              <w:t>50.81</w:t>
             </w:r>
           </w:p>
         </w:tc>
@@ -13453,7 +13453,7 @@
                 <w:color w:val="1C3A36"/>
                 <w:sz w:val="16"/>
               </w:rPr>
-              <w:t>56.60</w:t>
+              <w:t>49.28</w:t>
             </w:r>
           </w:p>
         </w:tc>
@@ -13471,7 +13471,7 @@
                 <w:color w:val="1C3A36"/>
                 <w:sz w:val="16"/>
               </w:rPr>
-              <w:t>54.90</w:t>
+              <w:t>47.81</w:t>
             </w:r>
           </w:p>
         </w:tc>
@@ -13489,7 +13489,7 @@
                 <w:color w:val="1C3A36"/>
                 <w:sz w:val="16"/>
               </w:rPr>
-              <w:t>53.27</w:t>
+              <w:t>46.39</w:t>
             </w:r>
           </w:p>
         </w:tc>
@@ -13508,7 +13508,7 @@
                 <w:color w:val="1C3A36"/>
                 <w:sz w:val="16"/>
               </w:rPr>
-              <w:t>terminal 16.2%</w:t>
+              <w:t>terminal 17.9%</w:t>
             </w:r>
           </w:p>
         </w:tc>
@@ -13526,7 +13526,7 @@
                 <w:color w:val="1C3A36"/>
                 <w:sz w:val="16"/>
               </w:rPr>
-              <w:t>52.51</w:t>
+              <w:t>46.78</w:t>
             </w:r>
           </w:p>
         </w:tc>
@@ -13544,7 +13544,7 @@
                 <w:color w:val="1C3A36"/>
                 <w:sz w:val="16"/>
               </w:rPr>
-              <w:t>50.90</w:t>
+              <w:t>45.35</w:t>
             </w:r>
           </w:p>
         </w:tc>
@@ -13562,7 +13562,7 @@
                 <w:color w:val="1C3A36"/>
                 <w:sz w:val="16"/>
               </w:rPr>
-              <w:t>49.34</w:t>
+              <w:t>43.97</w:t>
             </w:r>
           </w:p>
         </w:tc>
@@ -13580,7 +13580,7 @@
                 <w:color w:val="1C3A36"/>
                 <w:sz w:val="16"/>
               </w:rPr>
-              <w:t>47.84</w:t>
+              <w:t>42.64</w:t>
             </w:r>
           </w:p>
         </w:tc>
@@ -13598,7 +13598,7 @@
                 <w:color w:val="1C3A36"/>
                 <w:sz w:val="16"/>
               </w:rPr>
-              <w:t>46.39</w:t>
+              <w:t>41.35</w:t>
             </w:r>
           </w:p>
         </w:tc>
@@ -13617,7 +13617,7 @@
                 <w:color w:val="1C3A36"/>
                 <w:sz w:val="16"/>
               </w:rPr>
-              <w:t>terminal 17.2%</w:t>
+              <w:t>terminal 18.9%</w:t>
             </w:r>
           </w:p>
         </w:tc>
@@ -13635,7 +13635,7 @@
                 <w:color w:val="1C3A36"/>
                 <w:sz w:val="16"/>
               </w:rPr>
-              <w:t>46.35</w:t>
+              <w:t>42.11</w:t>
             </w:r>
           </w:p>
         </w:tc>
@@ -13653,7 +13653,7 @@
                 <w:color w:val="1C3A36"/>
                 <w:sz w:val="16"/>
               </w:rPr>
-              <w:t>44.90</w:t>
+              <w:t>40.81</w:t>
             </w:r>
           </w:p>
         </w:tc>
@@ -13671,7 +13671,7 @@
                 <w:color w:val="1C3A36"/>
                 <w:sz w:val="16"/>
               </w:rPr>
-              <w:t>43.51</w:t>
+              <w:t>39.55</w:t>
             </w:r>
           </w:p>
         </w:tc>
@@ -13689,7 +13689,7 @@
                 <w:color w:val="1C3A36"/>
                 <w:sz w:val="16"/>
               </w:rPr>
-              <w:t>42.17</w:t>
+              <w:t>38.34</w:t>
             </w:r>
           </w:p>
         </w:tc>
@@ -13707,7 +13707,7 @@
                 <w:color w:val="1C3A36"/>
                 <w:sz w:val="16"/>
               </w:rPr>
-              <w:t>40.87</w:t>
+              <w:t>37.17</w:t>
             </w:r>
           </w:p>
         </w:tc>
@@ -13726,7 +13726,7 @@
                 <w:color w:val="1C3A36"/>
                 <w:sz w:val="16"/>
               </w:rPr>
-              <w:t>terminal 18.2%</w:t>
+              <w:t>terminal 19.9%</w:t>
             </w:r>
           </w:p>
         </w:tc>
@@ -13744,7 +13744,7 @@
                 <w:color w:val="1C3A36"/>
                 <w:sz w:val="16"/>
               </w:rPr>
-              <w:t>41.29</w:t>
+              <w:t>38.18</w:t>
             </w:r>
           </w:p>
         </w:tc>
@@ -13762,7 +13762,7 @@
                 <w:color w:val="1C3A36"/>
                 <w:sz w:val="16"/>
               </w:rPr>
-              <w:t>39.99</w:t>
+              <w:t>36.98</w:t>
             </w:r>
           </w:p>
         </w:tc>
@@ -13780,7 +13780,7 @@
                 <w:color w:val="1C3A36"/>
                 <w:sz w:val="16"/>
               </w:rPr>
-              <w:t>38.72</w:t>
+              <w:t>35.83</w:t>
             </w:r>
           </w:p>
         </w:tc>
@@ -13798,7 +13798,7 @@
                 <w:color w:val="1C3A36"/>
                 <w:sz w:val="16"/>
               </w:rPr>
-              <w:t>37.51</w:t>
+              <w:t>34.71</w:t>
             </w:r>
           </w:p>
         </w:tc>
@@ -13816,7 +13816,7 @@
                 <w:color w:val="1C3A36"/>
                 <w:sz w:val="16"/>
               </w:rPr>
-              <w:t>36.33</w:t>
+              <w:t>33.64</w:t>
             </w:r>
           </w:p>
         </w:tc>
@@ -13835,7 +13835,7 @@
                 <w:color w:val="1C3A36"/>
                 <w:sz w:val="16"/>
               </w:rPr>
-              <w:t>terminal 19.2%</w:t>
+              <w:t>terminal 20.9%</w:t>
             </w:r>
           </w:p>
         </w:tc>
@@ -13853,7 +13853,7 @@
                 <w:color w:val="1C3A36"/>
                 <w:sz w:val="16"/>
               </w:rPr>
-              <w:t>37.07</w:t>
+              <w:t>34.81</w:t>
             </w:r>
           </w:p>
         </w:tc>
@@ -13871,7 +13871,7 @@
                 <w:color w:val="1C3A36"/>
                 <w:sz w:val="16"/>
               </w:rPr>
-              <w:t>35.88</w:t>
+              <w:t>33.71</w:t>
             </w:r>
           </w:p>
         </w:tc>
@@ -13889,7 +13889,7 @@
                 <w:color w:val="1C3A36"/>
                 <w:sz w:val="16"/>
               </w:rPr>
-              <w:t>34.72</w:t>
+              <w:t>32.64</w:t>
             </w:r>
           </w:p>
         </w:tc>
@@ -13907,7 +13907,7 @@
                 <w:color w:val="1C3A36"/>
                 <w:sz w:val="16"/>
               </w:rPr>
-              <w:t>33.61</w:t>
+              <w:t>31.61</w:t>
             </w:r>
           </w:p>
         </w:tc>
@@ -13925,7 +13925,7 @@
                 <w:color w:val="1C3A36"/>
                 <w:sz w:val="16"/>
               </w:rPr>
-              <w:t>32.54</w:t>
+              <w:t>30.61</w:t>
             </w:r>
           </w:p>
         </w:tc>
@@ -14106,7 +14106,7 @@
                 <w:color w:val="1C3A36"/>
                 <w:sz w:val="17"/>
               </w:rPr>
-              <w:t>40.69 – 82.89</w:t>
+              <w:t>37.30 – 68.58</w:t>
             </w:r>
           </w:p>
         </w:tc>
@@ -14124,7 +14124,7 @@
                 <w:color w:val="1C3A36"/>
                 <w:sz w:val="17"/>
               </w:rPr>
-              <w:t>42.20</w:t>
+              <w:t>31.28</w:t>
             </w:r>
           </w:p>
         </w:tc>
@@ -14179,7 +14179,7 @@
                 <w:color w:val="1C3A36"/>
                 <w:sz w:val="17"/>
               </w:rPr>
-              <w:t>42.08 – 53.56</w:t>
+              <w:t>39.55 – 39.55</w:t>
             </w:r>
           </w:p>
         </w:tc>
@@ -14197,7 +14197,7 @@
                 <w:color w:val="1C3A36"/>
                 <w:sz w:val="17"/>
               </w:rPr>
-              <w:t>11.49</w:t>
+              <w:t>0.00</w:t>
             </w:r>
           </w:p>
         </w:tc>
@@ -14252,7 +14252,7 @@
                 <w:color w:val="1C3A36"/>
                 <w:sz w:val="17"/>
               </w:rPr>
-              <w:t>23.18 – 63.84</w:t>
+              <w:t>21.16 – 57.95</w:t>
             </w:r>
           </w:p>
         </w:tc>
@@ -14270,7 +14270,7 @@
                 <w:color w:val="1C3A36"/>
                 <w:sz w:val="17"/>
               </w:rPr>
-              <w:t>40.67</w:t>
+              <w:t>36.79</w:t>
             </w:r>
           </w:p>
         </w:tc>
@@ -14325,7 +14325,7 @@
                 <w:color w:val="1C3A36"/>
                 <w:sz w:val="17"/>
               </w:rPr>
-              <w:t>41.36 – 45.66</w:t>
+              <w:t>39.55 – 39.55</w:t>
             </w:r>
           </w:p>
         </w:tc>
@@ -14343,7 +14343,7 @@
                 <w:color w:val="1C3A36"/>
                 <w:sz w:val="17"/>
               </w:rPr>
-              <w:t>4.31</w:t>
+              <w:t>0.00</w:t>
             </w:r>
           </w:p>
         </w:tc>
@@ -14398,7 +14398,7 @@
                 <w:color w:val="1C3A36"/>
                 <w:sz w:val="17"/>
               </w:rPr>
-              <w:t>36.28 – 50.27</w:t>
+              <w:t>32.69 – 45.97</w:t>
             </w:r>
           </w:p>
         </w:tc>
@@ -14416,7 +14416,7 @@
                 <w:color w:val="1C3A36"/>
                 <w:sz w:val="17"/>
               </w:rPr>
-              <w:t>13.99</w:t>
+              <w:t>13.28</w:t>
             </w:r>
           </w:p>
         </w:tc>
@@ -14471,7 +14471,7 @@
                 <w:color w:val="1C3A36"/>
                 <w:sz w:val="17"/>
               </w:rPr>
-              <w:t>40.98 – 58.17</w:t>
+              <w:t>37.13 – 51.78</w:t>
             </w:r>
           </w:p>
         </w:tc>
@@ -14489,7 +14489,7 @@
                 <w:color w:val="1C3A36"/>
                 <w:sz w:val="17"/>
               </w:rPr>
-              <w:t>17.19</w:t>
+              <w:t>14.65</w:t>
             </w:r>
           </w:p>
         </w:tc>
@@ -14544,7 +14544,7 @@
                 <w:color w:val="1C3A36"/>
                 <w:sz w:val="17"/>
               </w:rPr>
-              <w:t>39.39 – 43.51</w:t>
+              <w:t>36.97 – 39.55</w:t>
             </w:r>
           </w:p>
         </w:tc>
@@ -14562,7 +14562,7 @@
                 <w:color w:val="1C3A36"/>
                 <w:sz w:val="17"/>
               </w:rPr>
-              <w:t>4.12</w:t>
+              <w:t>2.59</w:t>
             </w:r>
           </w:p>
         </w:tc>
@@ -14598,7 +14598,7 @@
           <w:color w:val="1C3A36"/>
           <w:sz w:val="21"/>
         </w:rPr>
-        <w:t>Every grid above is produced by the SAME valuation function as the headline, and it is asserted to reproduce it: at the adopted rates, growth and beta the function returns EGP 43.51 against the published central of 43.51. Until this edition the grids ran through a second function that re-implemented the terminal on a construction the study had already retired and omitted the employees' statutory share of profit that the bridge charges, so the surface was centred 14.2% above the answer it was supposed to be testing. Note also where the adopted point SITS in each range rather than assuming it is the middle: terminal growth is adopted at 7%, the TOP of the 3%–7% range tested, so the terminal-growth row runs from the answer downwards and not symmetrically around it.</w:t>
+        <w:t>Every grid above is produced by the SAME valuation function as the headline, and it is asserted to reproduce it: at the adopted rates, growth and beta the function returns EGP 39.55 against the published central of 39.55. Until this edition the grids ran through a second function that re-implemented the terminal on a construction the study had already retired and omitted the employees' statutory share of profit that the bridge charges, so the surface was centred 25.7% above the answer it was supposed to be testing. Note also where the adopted point SITS in each range rather than assuming it is the middle: terminal growth is adopted at 7%, the TOP of the 3%–7% range tested, so the terminal-growth row runs from the answer downwards and not symmetrically around it.</w:t>
       </w:r>
     </w:p>
     <w:p>
@@ -15405,7 +15405,7 @@
           <w:color w:val="6E7B77"/>
           <w:sz w:val="17"/>
         </w:rPr>
-        <w:t>Figure 5 — the forward price cone to three months. The dashed brass line is the fundamental central estimate of 43.51; the dotted line is the spot of 130.00.</w:t>
+        <w:t>Figure 5 — the forward price cone to three months. The dashed brass line is the fundamental central estimate of 39.55; the dotted line is the spot of 130.00.</w:t>
       </w:r>
     </w:p>
     <w:p>
@@ -16428,7 +16428,7 @@
                 <w:color w:val="1C3A36"/>
                 <w:sz w:val="17"/>
               </w:rPr>
-              <w:t>EGP 43.51 central, -67% against the market</w:t>
+              <w:t>EGP 39.55 central, -70% against the market</w:t>
             </w:r>
           </w:p>
         </w:tc>
@@ -16483,7 +16483,7 @@
                 <w:color w:val="1C3A36"/>
                 <w:sz w:val="17"/>
               </w:rPr>
-              <w:t>EGP 43.51, -67%</w:t>
+              <w:t>EGP 39.55, -70%</w:t>
             </w:r>
           </w:p>
         </w:tc>
@@ -16501,7 +16501,7 @@
                 <w:color w:val="1C3A36"/>
                 <w:sz w:val="17"/>
               </w:rPr>
-              <w:t>a cost of capital gliding 28.8% to 17.2%</w:t>
+              <w:t>a cost of capital gliding 28.8% to 18.9%</w:t>
             </w:r>
           </w:p>
         </w:tc>
@@ -16538,7 +16538,7 @@
                 <w:color w:val="1C3A36"/>
                 <w:sz w:val="17"/>
               </w:rPr>
-              <w:t>EGP 57.86, -55%</w:t>
+              <w:t>EGP 57.01, -56%</w:t>
             </w:r>
           </w:p>
         </w:tc>
@@ -16593,7 +16593,7 @@
                 <w:color w:val="1C3A36"/>
                 <w:sz w:val="17"/>
               </w:rPr>
-              <w:t>EGP 70.15, -46%</w:t>
+              <w:t>EGP 73.89, -43%</w:t>
             </w:r>
           </w:p>
         </w:tc>
@@ -16757,7 +16757,7 @@
           <w:color w:val="1C3A36"/>
           <w:sz w:val="21"/>
         </w:rPr>
-        <w:t>Our own weighting sits closer to the conservative end because the shares are bought and sold in Egyptian pounds on an Egyptian exchange, the dividends are paid in Egyptian pounds, and the ability of a foreign shareholder to realise value depends on Egyptian capital-account conditions. That is a real risk and it belongs in the discount rate. But a reader who believes that convertibility is not the binding constraint, and that the hard-currency earnings should be valued as hard-currency earnings, will reach a materially higher number using the same cash-flow forecasts — EGP 57.86 on the alternative shown. Neither reader is being unreasonable, and this study declines to hide that behind a single figure.</w:t>
+        <w:t>Our own weighting sits closer to the conservative end because the shares are bought and sold in Egyptian pounds on an Egyptian exchange, the dividends are paid in Egyptian pounds, and the ability of a foreign shareholder to realise value depends on Egyptian capital-account conditions. That is a real risk and it belongs in the discount rate. But a reader who believes that convertibility is not the binding constraint, and that the hard-currency earnings should be valued as hard-currency earnings, will reach a materially higher number using the same cash-flow forecasts — EGP 57.01 on the alternative shown. Neither reader is being unreasonable, and this study declines to hide that behind a single figure.</w:t>
       </w:r>
     </w:p>
     <w:p>
@@ -17631,7 +17631,7 @@
                 <w:color w:val="1C3A36"/>
                 <w:sz w:val="17"/>
               </w:rPr>
-              <w:t>43.51</w:t>
+              <w:t>39.55</w:t>
             </w:r>
           </w:p>
         </w:tc>
@@ -17846,7 +17846,7 @@
                 <w:color w:val="1C3A36"/>
                 <w:sz w:val="17"/>
               </w:rPr>
-              <w:t>252,892</w:t>
+              <w:t>253,397</w:t>
             </w:r>
           </w:p>
         </w:tc>
@@ -17864,7 +17864,7 @@
                 <w:color w:val="1C3A36"/>
                 <w:sz w:val="17"/>
               </w:rPr>
-              <w:t>466,619</w:t>
+              <w:t>467,552</w:t>
             </w:r>
           </w:p>
         </w:tc>
@@ -17882,7 +17882,7 @@
                 <w:color w:val="1C3A36"/>
                 <w:sz w:val="17"/>
               </w:rPr>
-              <w:t>1,211,374</w:t>
+              <w:t>1,213,797</w:t>
             </w:r>
           </w:p>
         </w:tc>
@@ -17937,7 +17937,7 @@
                 <w:color w:val="1C3A36"/>
                 <w:sz w:val="17"/>
               </w:rPr>
-              <w:t>183,100</w:t>
+              <w:t>183,535</w:t>
             </w:r>
           </w:p>
         </w:tc>
@@ -17955,7 +17955,7 @@
                 <w:color w:val="1C3A36"/>
                 <w:sz w:val="17"/>
               </w:rPr>
-              <w:t>510,440</w:t>
+              <w:t>511,651</w:t>
             </w:r>
           </w:p>
         </w:tc>
@@ -17973,7 +17973,7 @@
                 <w:color w:val="1C3A36"/>
                 <w:sz w:val="17"/>
               </w:rPr>
-              <w:t>1,731,051</w:t>
+              <w:t>1,735,156</w:t>
             </w:r>
           </w:p>
         </w:tc>
@@ -18028,7 +18028,7 @@
                 <w:color w:val="1C3A36"/>
                 <w:sz w:val="17"/>
               </w:rPr>
-              <w:t>195,106</w:t>
+              <w:t>195,586</w:t>
             </w:r>
           </w:p>
         </w:tc>
@@ -18046,7 +18046,7 @@
                 <w:color w:val="1C3A36"/>
                 <w:sz w:val="17"/>
               </w:rPr>
-              <w:t>555,225</w:t>
+              <w:t>556,590</w:t>
             </w:r>
           </w:p>
         </w:tc>
@@ -18064,7 +18064,7 @@
                 <w:color w:val="1C3A36"/>
                 <w:sz w:val="17"/>
               </w:rPr>
-              <w:t>2,023,700</w:t>
+              <w:t>2,028,673</w:t>
             </w:r>
           </w:p>
         </w:tc>
@@ -18119,7 +18119,7 @@
                 <w:color w:val="1C3A36"/>
                 <w:sz w:val="17"/>
               </w:rPr>
-              <w:t>26,181</w:t>
+              <w:t>26,825</w:t>
             </w:r>
           </w:p>
         </w:tc>
@@ -18137,7 +18137,7 @@
                 <w:color w:val="1C3A36"/>
                 <w:sz w:val="17"/>
               </w:rPr>
-              <w:t>56,606</w:t>
+              <w:t>57,996</w:t>
             </w:r>
           </w:p>
         </w:tc>
@@ -18155,7 +18155,7 @@
                 <w:color w:val="1C3A36"/>
                 <w:sz w:val="17"/>
               </w:rPr>
-              <w:t>162,139</w:t>
+              <w:t>166,122</w:t>
             </w:r>
           </w:p>
         </w:tc>
@@ -18210,7 +18210,7 @@
                 <w:color w:val="1C3A36"/>
                 <w:sz w:val="17"/>
               </w:rPr>
-              <w:t>24,022</w:t>
+              <w:t>24,630</w:t>
             </w:r>
           </w:p>
         </w:tc>
@@ -18228,7 +18228,7 @@
                 <w:color w:val="1C3A36"/>
                 <w:sz w:val="17"/>
               </w:rPr>
-              <w:t>62,040</w:t>
+              <w:t>63,609</w:t>
             </w:r>
           </w:p>
         </w:tc>
@@ -18246,7 +18246,7 @@
                 <w:color w:val="1C3A36"/>
                 <w:sz w:val="17"/>
               </w:rPr>
-              <w:t>262,800</w:t>
+              <w:t>269,445</w:t>
             </w:r>
           </w:p>
         </w:tc>
@@ -18301,7 +18301,7 @@
                 <w:color w:val="1C3A36"/>
                 <w:sz w:val="17"/>
               </w:rPr>
-              <w:t>34,648</w:t>
+              <w:t>35,537</w:t>
             </w:r>
           </w:p>
         </w:tc>
@@ -18319,7 +18319,7 @@
                 <w:color w:val="1C3A36"/>
                 <w:sz w:val="17"/>
               </w:rPr>
-              <w:t>67,601</w:t>
+              <w:t>69,336</w:t>
             </w:r>
           </w:p>
         </w:tc>
@@ -18337,7 +18337,7 @@
                 <w:color w:val="1C3A36"/>
                 <w:sz w:val="17"/>
               </w:rPr>
-              <w:t>234,225</w:t>
+              <w:t>240,237</w:t>
             </w:r>
           </w:p>
         </w:tc>
@@ -18419,7 +18419,7 @@
           <w:color w:val="1C3A36"/>
           <w:sz w:val="21"/>
         </w:rPr>
-        <w:t>The cash-flow model is constructed at 31 December 2025 (the audited balance-sheet date); every lens value is rolled 246/365 of a year to the 3-Sep-2026 anchor at the 30.4% cost of equity less the EGP 1.85 dividend paid in the window — worth about +7.44 gross on the primary lens. An earlier revision omitted this roll and compared a 31-Dec-2025 value directly to the August price; an external review flagged it, correctly.</w:t>
+        <w:t>The cash-flow model is constructed at 31 December 2025 (the audited balance-sheet date); every lens value is rolled 246/365 of a year to the 3-Sep-2026 anchor at the 30.4% cost of equity less the EGP 1.85 dividend paid in the window — worth about +6.79 gross on the primary lens. An earlier revision omitted this roll and compared a 31-Dec-2025 value directly to the August price; an external review flagged it, correctly.</w:t>
       </w:r>
     </w:p>
     <w:p>
@@ -18440,7 +18440,7 @@
           <w:color w:val="1C3A36"/>
           <w:sz w:val="21"/>
         </w:rPr>
-        <w:t>82% of the enterprise value comes from the terminal value. This is disclosed in the summary table, in the bridge and here. It is a consequence of a high discount rate applied to a business still growing fast — the explicit years are heavily discounted, so the perpetuity carries the weight. The terminal assumptions are stressed across cost of capital, growth and return on invested capital in section 1.9.</w:t>
+        <w:t>77% of the enterprise value comes from the terminal value. This is disclosed in the summary table, in the bridge and here. It is a consequence of a high discount rate applied to a business still growing fast — the explicit years are heavily discounted, so the perpetuity carries the weight. The terminal assumptions are stressed across cost of capital, growth and return on invested capital in section 1.9.</w:t>
       </w:r>
     </w:p>
     <w:p>
@@ -18461,7 +18461,7 @@
           <w:color w:val="1C3A36"/>
           <w:sz w:val="21"/>
         </w:rPr>
-        <w:t>The segment build for FY2026E is cross-checked, not calibrated, against the disclosed Q1-2026 print — the build's 370,030 against a 356,323 grossed-up implied full year, a gap of +4%. One quarter is a thin check, and it is the reason the half-year 2026 result matters: it will either confirm or contradict the segment growth and margin paths that all three cash-based lenses share.</w:t>
+        <w:t>The segment build for FY2026E is cross-checked, not calibrated, against the disclosed Q1-2026 print — the build's 370,194 against a 356,323 grossed-up implied full year, a gap of +4%. One quarter is a thin check, and it is the reason the half-year 2026 result matters: it will either confirm or contradict the segment growth and margin paths that all three cash-based lenses share.</w:t>
       </w:r>
     </w:p>
     <w:p>
@@ -18482,7 +18482,7 @@
           <w:color w:val="1C3A36"/>
           <w:sz w:val="21"/>
         </w:rPr>
-        <w:t>Our primary construction charges the full Egyptian equity risk premium to a company earning just over half its money on a hard-currency-linked basis. The alternative construction gives EGP 57.86. We have chosen the conservative reading and shown the other in full rather than splitting the difference silently.</w:t>
+        <w:t>Our primary construction charges the full Egyptian equity risk premium to a company earning just over half its money on a hard-currency-linked basis. The alternative construction gives EGP 57.01. We have chosen the conservative reading and shown the other in full rather than splitting the difference silently.</w:t>
       </w:r>
     </w:p>
     <w:p>
@@ -18524,7 +18524,7 @@
           <w:color w:val="1C3A36"/>
           <w:sz w:val="21"/>
         </w:rPr>
-        <w:t>Minorities take 9.7% of group profit but only 7.1% of book equity. Charging them the profit share removes EGP 9,904mn (4.63 per share) from the equity value — EGP 2.23 per share MORE than deducting the audited book value of 5,119mn would (an earlier wording conflated the total charge with the excess; this states both). It is also the internally consistent choice: this study values the group's equity at 1.4× book, so valuing the minorities' stake at 1.0× book while valuing everyone else's above it would apply two different standards to the same subsidiaries.</w:t>
+        <w:t>Minorities take 9.7% of group profit but only 7.1% of book equity. Charging them the profit share removes EGP 9,040mn (4.22 per share) from the equity value — EGP 1.83 per share MORE than deducting the audited book value of 5,119mn would (an earlier wording conflated the total charge with the excess; this states both). It is also the internally consistent choice: this study values the group's equity at 1.2× book, so valuing the minorities' stake at 1.0× book while valuing everyone else's above it would apply two different standards to the same subsidiaries.</w:t>
       </w:r>
     </w:p>
     <w:p>
@@ -18923,7 +18923,7 @@
                 <w:color w:val="1C3A36"/>
                 <w:sz w:val="15"/>
               </w:rPr>
-              <w:t>370,030</w:t>
+              <w:t>370,194</w:t>
             </w:r>
           </w:p>
         </w:tc>
@@ -18941,7 +18941,7 @@
                 <w:color w:val="1C3A36"/>
                 <w:sz w:val="15"/>
               </w:rPr>
-              <w:t>422,528</w:t>
+              <w:t>422,920</w:t>
             </w:r>
           </w:p>
         </w:tc>
@@ -18959,7 +18959,7 @@
                 <w:color w:val="1C3A36"/>
                 <w:sz w:val="15"/>
               </w:rPr>
-              <w:t>466,619</w:t>
+              <w:t>467,552</w:t>
             </w:r>
           </w:p>
         </w:tc>
@@ -18977,7 +18977,7 @@
                 <w:color w:val="1C3A36"/>
                 <w:sz w:val="15"/>
               </w:rPr>
-              <w:t>510,440</w:t>
+              <w:t>511,651</w:t>
             </w:r>
           </w:p>
         </w:tc>
@@ -18995,7 +18995,7 @@
                 <w:color w:val="1C3A36"/>
                 <w:sz w:val="15"/>
               </w:rPr>
-              <w:t>555,225</w:t>
+              <w:t>556,590</w:t>
             </w:r>
           </w:p>
         </w:tc>
@@ -19259,7 +19259,7 @@
                 <w:color w:val="1C3A36"/>
                 <w:sz w:val="15"/>
               </w:rPr>
-              <w:t>37,965</w:t>
+              <w:t>38,953</w:t>
             </w:r>
           </w:p>
         </w:tc>
@@ -19279,7 +19279,7 @@
                 <w:color w:val="1C3A36"/>
                 <w:sz w:val="15"/>
               </w:rPr>
-              <w:t>43,447</w:t>
+              <w:t>44,616</w:t>
             </w:r>
           </w:p>
         </w:tc>
@@ -19299,7 +19299,7 @@
                 <w:color w:val="1C3A36"/>
                 <w:sz w:val="15"/>
               </w:rPr>
-              <w:t>48,113</w:t>
+              <w:t>49,486</w:t>
             </w:r>
           </w:p>
         </w:tc>
@@ -19319,7 +19319,7 @@
                 <w:color w:val="1C3A36"/>
                 <w:sz w:val="15"/>
               </w:rPr>
-              <w:t>52,750</w:t>
+              <w:t>54,297</w:t>
             </w:r>
           </w:p>
         </w:tc>
@@ -19339,7 +19339,7 @@
                 <w:color w:val="1C3A36"/>
                 <w:sz w:val="15"/>
               </w:rPr>
-              <w:t>57,496</w:t>
+              <w:t>59,206</w:t>
             </w:r>
           </w:p>
         </w:tc>
@@ -19430,7 +19430,7 @@
                 <w:color w:val="1C3A36"/>
                 <w:sz w:val="15"/>
               </w:rPr>
-              <w:t>10.3%</w:t>
+              <w:t>10.5%</w:t>
             </w:r>
           </w:p>
         </w:tc>
@@ -19448,7 +19448,7 @@
                 <w:color w:val="1C3A36"/>
                 <w:sz w:val="15"/>
               </w:rPr>
-              <w:t>10.3%</w:t>
+              <w:t>10.5%</w:t>
             </w:r>
           </w:p>
         </w:tc>
@@ -19466,7 +19466,7 @@
                 <w:color w:val="1C3A36"/>
                 <w:sz w:val="15"/>
               </w:rPr>
-              <w:t>10.3%</w:t>
+              <w:t>10.6%</w:t>
             </w:r>
           </w:p>
         </w:tc>
@@ -19484,7 +19484,7 @@
                 <w:color w:val="1C3A36"/>
                 <w:sz w:val="15"/>
               </w:rPr>
-              <w:t>10.3%</w:t>
+              <w:t>10.6%</w:t>
             </w:r>
           </w:p>
         </w:tc>
@@ -19502,7 +19502,7 @@
                 <w:color w:val="1C3A36"/>
                 <w:sz w:val="15"/>
               </w:rPr>
-              <w:t>10.4%</w:t>
+              <w:t>10.6%</w:t>
             </w:r>
           </w:p>
         </w:tc>
@@ -19593,7 +19593,7 @@
                 <w:color w:val="1C3A36"/>
                 <w:sz w:val="15"/>
               </w:rPr>
-              <w:t>(4,625)</w:t>
+              <w:t>(4,627)</w:t>
             </w:r>
           </w:p>
         </w:tc>
@@ -19611,7 +19611,7 @@
                 <w:color w:val="1C3A36"/>
                 <w:sz w:val="15"/>
               </w:rPr>
-              <w:t>(5,282)</w:t>
+              <w:t>(5,287)</w:t>
             </w:r>
           </w:p>
         </w:tc>
@@ -19629,7 +19629,7 @@
                 <w:color w:val="1C3A36"/>
                 <w:sz w:val="15"/>
               </w:rPr>
-              <w:t>(5,833)</w:t>
+              <w:t>(5,844)</w:t>
             </w:r>
           </w:p>
         </w:tc>
@@ -19647,7 +19647,7 @@
                 <w:color w:val="1C3A36"/>
                 <w:sz w:val="15"/>
               </w:rPr>
-              <w:t>(6,381)</w:t>
+              <w:t>(6,396)</w:t>
             </w:r>
           </w:p>
         </w:tc>
@@ -19665,7 +19665,7 @@
                 <w:color w:val="1C3A36"/>
                 <w:sz w:val="15"/>
               </w:rPr>
-              <w:t>(6,940)</w:t>
+              <w:t>(6,957)</w:t>
             </w:r>
           </w:p>
         </w:tc>
@@ -19766,7 +19766,7 @@
                 <w:color w:val="1C3A36"/>
                 <w:sz w:val="15"/>
               </w:rPr>
-              <w:t>33,339</w:t>
+              <w:t>34,325</w:t>
             </w:r>
           </w:p>
         </w:tc>
@@ -19786,7 +19786,7 @@
                 <w:color w:val="1C3A36"/>
                 <w:sz w:val="15"/>
               </w:rPr>
-              <w:t>38,165</w:t>
+              <w:t>39,330</w:t>
             </w:r>
           </w:p>
         </w:tc>
@@ -19806,7 +19806,7 @@
                 <w:color w:val="1C3A36"/>
                 <w:sz w:val="15"/>
               </w:rPr>
-              <w:t>42,280</w:t>
+              <w:t>43,642</w:t>
             </w:r>
           </w:p>
         </w:tc>
@@ -19826,7 +19826,7 @@
                 <w:color w:val="1C3A36"/>
                 <w:sz w:val="15"/>
               </w:rPr>
-              <w:t>46,370</w:t>
+              <w:t>47,901</w:t>
             </w:r>
           </w:p>
         </w:tc>
@@ -19846,7 +19846,7 @@
                 <w:color w:val="1C3A36"/>
                 <w:sz w:val="15"/>
               </w:rPr>
-              <w:t>50,556</w:t>
+              <w:t>52,249</w:t>
             </w:r>
           </w:p>
         </w:tc>
@@ -19955,7 +19955,7 @@
                 <w:color w:val="1C3A36"/>
                 <w:sz w:val="15"/>
               </w:rPr>
-              <w:t>(2,494)</w:t>
+              <w:t>(2,135)</w:t>
             </w:r>
           </w:p>
         </w:tc>
@@ -19973,7 +19973,7 @@
                 <w:color w:val="1C3A36"/>
                 <w:sz w:val="15"/>
               </w:rPr>
-              <w:t>(2,335)</w:t>
+              <w:t>(1,712)</w:t>
             </w:r>
           </w:p>
         </w:tc>
@@ -19991,7 +19991,7 @@
                 <w:color w:val="1C3A36"/>
                 <w:sz w:val="15"/>
               </w:rPr>
-              <w:t>(1,757)</w:t>
+              <w:t>(1,019)</w:t>
             </w:r>
           </w:p>
         </w:tc>
@@ -20009,7 +20009,7 @@
                 <w:color w:val="1C3A36"/>
                 <w:sz w:val="15"/>
               </w:rPr>
-              <w:t>(917)</w:t>
+              <w:t>(195)</w:t>
             </w:r>
           </w:p>
         </w:tc>
@@ -20925,7 +20925,7 @@
                 <w:color w:val="1C3A36"/>
                 <w:sz w:val="15"/>
               </w:rPr>
-              <w:t>22,703</w:t>
+              <w:t>23,375</w:t>
             </w:r>
           </w:p>
         </w:tc>
@@ -20945,7 +20945,7 @@
                 <w:color w:val="1C3A36"/>
                 <w:sz w:val="15"/>
               </w:rPr>
-              <w:t>25,574</w:t>
+              <w:t>26,613</w:t>
             </w:r>
           </w:p>
         </w:tc>
@@ -20965,7 +20965,7 @@
                 <w:color w:val="1C3A36"/>
                 <w:sz w:val="15"/>
               </w:rPr>
-              <w:t>28,589</w:t>
+              <w:t>29,942</w:t>
             </w:r>
           </w:p>
         </w:tc>
@@ -20985,7 +20985,7 @@
                 <w:color w:val="1C3A36"/>
                 <w:sz w:val="15"/>
               </w:rPr>
-              <w:t>31,879</w:t>
+              <w:t>33,427</w:t>
             </w:r>
           </w:p>
         </w:tc>
@@ -21005,7 +21005,7 @@
                 <w:color w:val="1C3A36"/>
                 <w:sz w:val="15"/>
               </w:rPr>
-              <w:t>35,423</w:t>
+              <w:t>37,071</w:t>
             </w:r>
           </w:p>
         </w:tc>
@@ -21096,7 +21096,7 @@
                 <w:color w:val="1C3A36"/>
                 <w:sz w:val="15"/>
               </w:rPr>
-              <w:t>10.60</w:t>
+              <w:t>10.92</w:t>
             </w:r>
           </w:p>
         </w:tc>
@@ -21114,7 +21114,7 @@
                 <w:color w:val="1C3A36"/>
                 <w:sz w:val="15"/>
               </w:rPr>
-              <w:t>11.95</w:t>
+              <w:t>12.43</w:t>
             </w:r>
           </w:p>
         </w:tc>
@@ -21132,7 +21132,7 @@
                 <w:color w:val="1C3A36"/>
                 <w:sz w:val="15"/>
               </w:rPr>
-              <w:t>13.35</w:t>
+              <w:t>13.99</w:t>
             </w:r>
           </w:p>
         </w:tc>
@@ -21150,7 +21150,7 @@
                 <w:color w:val="1C3A36"/>
                 <w:sz w:val="15"/>
               </w:rPr>
-              <w:t>14.89</w:t>
+              <w:t>15.61</w:t>
             </w:r>
           </w:p>
         </w:tc>
@@ -21168,7 +21168,7 @@
                 <w:color w:val="1C3A36"/>
                 <w:sz w:val="15"/>
               </w:rPr>
-              <w:t>16.55</w:t>
+              <w:t>17.32</w:t>
             </w:r>
           </w:p>
         </w:tc>
@@ -22644,7 +22644,7 @@
                 <w:color w:val="1C3A36"/>
                 <w:sz w:val="16"/>
               </w:rPr>
-              <w:t>73,636</w:t>
+              <w:t>73,669</w:t>
             </w:r>
           </w:p>
         </w:tc>
@@ -22662,7 +22662,7 @@
                 <w:color w:val="1C3A36"/>
                 <w:sz w:val="16"/>
               </w:rPr>
-              <w:t>84,083</w:t>
+              <w:t>84,161</w:t>
             </w:r>
           </w:p>
         </w:tc>
@@ -22680,7 +22680,7 @@
                 <w:color w:val="1C3A36"/>
                 <w:sz w:val="16"/>
               </w:rPr>
-              <w:t>92,857</w:t>
+              <w:t>93,043</w:t>
             </w:r>
           </w:p>
         </w:tc>
@@ -22698,7 +22698,7 @@
                 <w:color w:val="1C3A36"/>
                 <w:sz w:val="16"/>
               </w:rPr>
-              <w:t>101,578</w:t>
+              <w:t>101,818</w:t>
             </w:r>
           </w:p>
         </w:tc>
@@ -22716,7 +22716,7 @@
                 <w:color w:val="1C3A36"/>
                 <w:sz w:val="16"/>
               </w:rPr>
-              <w:t>110,490</w:t>
+              <w:t>110,761</w:t>
             </w:r>
           </w:p>
         </w:tc>
@@ -22753,7 +22753,7 @@
                 <w:color w:val="1C3A36"/>
                 <w:sz w:val="16"/>
               </w:rPr>
-              <w:t>47,617</w:t>
+              <w:t>44,565</w:t>
             </w:r>
           </w:p>
         </w:tc>
@@ -22771,7 +22771,7 @@
                 <w:color w:val="1C3A36"/>
                 <w:sz w:val="16"/>
               </w:rPr>
-              <w:t>59,237</w:t>
+              <w:t>54,395</w:t>
             </w:r>
           </w:p>
         </w:tc>
@@ -22789,7 +22789,7 @@
                 <w:color w:val="1C3A36"/>
                 <w:sz w:val="16"/>
               </w:rPr>
-              <w:t>70,202</w:t>
+              <w:t>65,262</w:t>
             </w:r>
           </w:p>
         </w:tc>
@@ -22807,7 +22807,7 @@
                 <w:color w:val="1C3A36"/>
                 <w:sz w:val="16"/>
               </w:rPr>
-              <w:t>80,666</w:t>
+              <w:t>77,154</w:t>
             </w:r>
           </w:p>
         </w:tc>
@@ -22825,7 +22825,7 @@
                 <w:color w:val="1C3A36"/>
                 <w:sz w:val="16"/>
               </w:rPr>
-              <w:t>90,938</w:t>
+              <w:t>90,090</w:t>
             </w:r>
           </w:p>
         </w:tc>
@@ -22971,7 +22971,7 @@
                 <w:color w:val="1C3A36"/>
                 <w:sz w:val="16"/>
               </w:rPr>
-              <w:t>123,002</w:t>
+              <w:t>119,983</w:t>
             </w:r>
           </w:p>
         </w:tc>
@@ -22989,7 +22989,7 @@
                 <w:color w:val="1C3A36"/>
                 <w:sz w:val="16"/>
               </w:rPr>
-              <w:t>145,069</w:t>
+              <w:t>140,305</w:t>
             </w:r>
           </w:p>
         </w:tc>
@@ -23007,7 +23007,7 @@
                 <w:color w:val="1C3A36"/>
                 <w:sz w:val="16"/>
               </w:rPr>
-              <w:t>164,808</w:t>
+              <w:t>160,054</w:t>
             </w:r>
           </w:p>
         </w:tc>
@@ -23025,7 +23025,7 @@
                 <w:color w:val="1C3A36"/>
                 <w:sz w:val="16"/>
               </w:rPr>
-              <w:t>183,992</w:t>
+              <w:t>180,721</w:t>
             </w:r>
           </w:p>
         </w:tc>
@@ -23043,7 +23043,7 @@
                 <w:color w:val="1C3A36"/>
                 <w:sz w:val="16"/>
               </w:rPr>
-              <w:t>203,176</w:t>
+              <w:t>202,600</w:t>
             </w:r>
           </w:p>
         </w:tc>
@@ -23080,7 +23080,7 @@
                 <w:color w:val="1C3A36"/>
                 <w:sz w:val="16"/>
               </w:rPr>
-              <w:t>20.5%</w:t>
+              <w:t>21.6%</w:t>
             </w:r>
           </w:p>
         </w:tc>
@@ -23098,7 +23098,7 @@
                 <w:color w:val="1C3A36"/>
                 <w:sz w:val="16"/>
               </w:rPr>
-              <w:t>19.9%</w:t>
+              <w:t>21.2%</w:t>
             </w:r>
           </w:p>
         </w:tc>
@@ -23116,7 +23116,7 @@
                 <w:color w:val="1C3A36"/>
                 <w:sz w:val="16"/>
               </w:rPr>
-              <w:t>19.4%</w:t>
+              <w:t>20.6%</w:t>
             </w:r>
           </w:p>
         </w:tc>
@@ -23134,7 +23134,7 @@
                 <w:color w:val="1C3A36"/>
                 <w:sz w:val="16"/>
               </w:rPr>
-              <w:t>19.0%</w:t>
+              <w:t>20.0%</w:t>
             </w:r>
           </w:p>
         </w:tc>
@@ -23152,7 +23152,7 @@
                 <w:color w:val="1C3A36"/>
                 <w:sz w:val="16"/>
               </w:rPr>
-              <w:t>18.8%</w:t>
+              <w:t>19.5%</w:t>
             </w:r>
           </w:p>
         </w:tc>
@@ -23189,7 +23189,7 @@
                 <w:color w:val="1C3A36"/>
                 <w:sz w:val="16"/>
               </w:rPr>
-              <w:t>(16,281)</w:t>
+              <w:t>(13,232)</w:t>
             </w:r>
           </w:p>
         </w:tc>
@@ -23207,7 +23207,7 @@
                 <w:color w:val="1C3A36"/>
                 <w:sz w:val="16"/>
               </w:rPr>
-              <w:t>(16,901)</w:t>
+              <w:t>(15,116)</w:t>
             </w:r>
           </w:p>
         </w:tc>
@@ -23225,7 +23225,7 @@
                 <w:color w:val="1C3A36"/>
                 <w:sz w:val="16"/>
               </w:rPr>
-              <w:t>(16,798)</w:t>
+              <w:t>(16,711)</w:t>
             </w:r>
           </w:p>
         </w:tc>
@@ -23243,7 +23243,7 @@
                 <w:color w:val="1C3A36"/>
                 <w:sz w:val="16"/>
               </w:rPr>
-              <w:t>(16,845)</w:t>
+              <w:t>(18,288)</w:t>
             </w:r>
           </w:p>
         </w:tc>
@@ -23261,7 +23261,7 @@
                 <w:color w:val="1C3A36"/>
                 <w:sz w:val="16"/>
               </w:rPr>
-              <w:t>(17,212)</w:t>
+              <w:t>(19,894)</w:t>
             </w:r>
           </w:p>
         </w:tc>
@@ -23302,7 +23302,7 @@
                 <w:color w:val="1C3A36"/>
                 <w:sz w:val="16"/>
               </w:rPr>
-              <w:t>(17,783)</w:t>
+              <w:t>(17,816)</w:t>
             </w:r>
           </w:p>
         </w:tc>
@@ -23322,7 +23322,7 @@
                 <w:color w:val="1C3A36"/>
                 <w:sz w:val="16"/>
               </w:rPr>
-              <w:t>(10,447)</w:t>
+              <w:t>(10,493)</w:t>
             </w:r>
           </w:p>
         </w:tc>
@@ -23342,7 +23342,7 @@
                 <w:color w:val="1C3A36"/>
                 <w:sz w:val="16"/>
               </w:rPr>
-              <w:t>(8,774)</w:t>
+              <w:t>(8,882)</w:t>
             </w:r>
           </w:p>
         </w:tc>
@@ -23362,7 +23362,7 @@
                 <w:color w:val="1C3A36"/>
                 <w:sz w:val="16"/>
               </w:rPr>
-              <w:t>(8,720)</w:t>
+              <w:t>(8,776)</w:t>
             </w:r>
           </w:p>
         </w:tc>
@@ -23382,7 +23382,7 @@
                 <w:color w:val="1C3A36"/>
                 <w:sz w:val="16"/>
               </w:rPr>
-              <w:t>(8,912)</w:t>
+              <w:t>(8,943)</w:t>
             </w:r>
           </w:p>
         </w:tc>
@@ -23419,7 +23419,7 @@
                 <w:color w:val="1C3A36"/>
                 <w:sz w:val="16"/>
               </w:rPr>
-              <w:t>-4,268</w:t>
+              <w:t>-505</w:t>
             </w:r>
           </w:p>
         </w:tc>
@@ -23437,7 +23437,7 @@
                 <w:color w:val="1C3A36"/>
                 <w:sz w:val="16"/>
               </w:rPr>
-              <w:t>6,748</w:t>
+              <w:t>9,372</w:t>
             </w:r>
           </w:p>
         </w:tc>
@@ -23455,7 +23455,7 @@
                 <w:color w:val="1C3A36"/>
                 <w:sz w:val="16"/>
               </w:rPr>
-              <w:t>12,182</w:t>
+              <w:t>13,201</w:t>
             </w:r>
           </w:p>
         </w:tc>
@@ -23473,7 +23473,7 @@
                 <w:color w:val="1C3A36"/>
                 <w:sz w:val="16"/>
               </w:rPr>
-              <w:t>15,825</w:t>
+              <w:t>15,498</w:t>
             </w:r>
           </w:p>
         </w:tc>
@@ -23491,7 +23491,7 @@
                 <w:color w:val="1C3A36"/>
                 <w:sz w:val="16"/>
               </w:rPr>
-              <w:t>18,986</w:t>
+              <w:t>17,569</w:t>
             </w:r>
           </w:p>
         </w:tc>
@@ -23528,7 +23528,7 @@
                 <w:color w:val="1C3A36"/>
                 <w:sz w:val="16"/>
               </w:rPr>
-              <w:t>83,898</w:t>
+              <w:t>84,402</w:t>
             </w:r>
           </w:p>
         </w:tc>
@@ -23546,7 +23546,7 @@
                 <w:color w:val="1C3A36"/>
                 <w:sz w:val="16"/>
               </w:rPr>
-              <w:t>103,078</w:t>
+              <w:t>104,362</w:t>
             </w:r>
           </w:p>
         </w:tc>
@@ -23564,7 +23564,7 @@
                 <w:color w:val="1C3A36"/>
                 <w:sz w:val="16"/>
               </w:rPr>
-              <w:t>124,520</w:t>
+              <w:t>126,819</w:t>
             </w:r>
           </w:p>
         </w:tc>
@@ -23582,7 +23582,7 @@
                 <w:color w:val="1C3A36"/>
                 <w:sz w:val="16"/>
               </w:rPr>
-              <w:t>148,429</w:t>
+              <w:t>151,889</w:t>
             </w:r>
           </w:p>
         </w:tc>
@@ -23600,7 +23600,7 @@
                 <w:color w:val="1C3A36"/>
                 <w:sz w:val="16"/>
               </w:rPr>
-              <w:t>174,997</w:t>
+              <w:t>179,692</w:t>
             </w:r>
           </w:p>
         </w:tc>
@@ -23637,7 +23637,7 @@
                 <w:color w:val="1C3A36"/>
                 <w:sz w:val="16"/>
               </w:rPr>
-              <w:t>31,820</w:t>
+              <w:t>28,225</w:t>
             </w:r>
           </w:p>
         </w:tc>
@@ -23655,7 +23655,7 @@
                 <w:color w:val="1C3A36"/>
                 <w:sz w:val="16"/>
               </w:rPr>
-              <w:t>33,349</w:t>
+              <w:t>27,118</w:t>
             </w:r>
           </w:p>
         </w:tc>
@@ -23673,7 +23673,7 @@
                 <w:color w:val="1C3A36"/>
                 <w:sz w:val="16"/>
               </w:rPr>
-              <w:t>30,076</w:t>
+              <w:t>22,695</w:t>
             </w:r>
           </w:p>
         </w:tc>
@@ -23691,7 +23691,7 @@
                 <w:color w:val="1C3A36"/>
                 <w:sz w:val="16"/>
               </w:rPr>
-              <w:t>23,548</w:t>
+              <w:t>16,323</w:t>
             </w:r>
           </w:p>
         </w:tc>
@@ -23709,7 +23709,7 @@
                 <w:color w:val="1C3A36"/>
                 <w:sz w:val="16"/>
               </w:rPr>
-              <w:t>14,111</w:t>
+              <w:t>8,169</w:t>
             </w:r>
           </w:p>
         </w:tc>
@@ -24330,7 +24330,7 @@
                 <w:color w:val="1C3A36"/>
                 <w:sz w:val="16"/>
               </w:rPr>
-              <w:t>the exchange-rate sensitivity spans 11.49 per share</w:t>
+              <w:t>the exchange-rate sensitivity spans 0.00 per share</w:t>
             </w:r>
           </w:p>
         </w:tc>
@@ -24385,7 +24385,7 @@
                 <w:color w:val="1C3A36"/>
                 <w:sz w:val="16"/>
               </w:rPr>
-              <w:t>the explicit-against-terminal grid spans 27.63 per share</w:t>
+              <w:t>the explicit-against-terminal grid spans 21.77 per share</w:t>
             </w:r>
           </w:p>
         </w:tc>
@@ -24440,7 +24440,7 @@
                 <w:color w:val="1C3A36"/>
                 <w:sz w:val="16"/>
               </w:rPr>
-              <w:t>13.99 per share across the tested range</w:t>
+              <w:t>13.28 per share across the tested range</w:t>
             </w:r>
           </w:p>
         </w:tc>
@@ -24495,7 +24495,7 @@
                 <w:color w:val="1C3A36"/>
                 <w:sz w:val="16"/>
               </w:rPr>
-              <w:t>40.67 per share across ±2 percentage points</w:t>
+              <w:t>36.79 per share across ±2 percentage points</w:t>
             </w:r>
           </w:p>
         </w:tc>
@@ -24550,7 +24550,7 @@
                 <w:color w:val="1C3A36"/>
                 <w:sz w:val="16"/>
               </w:rPr>
-              <w:t>17.19 per share across the tested range</w:t>
+              <w:t>14.65 per share across the tested range</w:t>
             </w:r>
           </w:p>
         </w:tc>
@@ -24834,7 +24834,7 @@
           <w:color w:val="1C3A36"/>
           <w:sz w:val="21"/>
         </w:rPr>
-        <w:t>Three valuation approaches are run against the same disclosed facts by three notional experts, each committed to a different method and each required to state what would prove them wrong. They are not asked to agree, and they do not. Two dating and independence notes, stated up front: every panel figure is rolled to the 5-Aug-2026 anchor exactly as the four lenses are; and Expert 1 deliberately runs the SAME kind of earnings-power question as section 1.4 with different persona choices — FY2028-scale earnings at 9.5× against the lens's current-scale earnings at 9.0× — which is why the two land 153.05 and 98.96 respectively. The divergence is the persona doing what it says (no time-value discipline), it is disclosed, and only the section-1.4 construction enters the central.</w:t>
+        <w:t>Three valuation approaches are run against the same disclosed facts by three notional experts, each committed to a different method and each required to state what would prove them wrong. They are not asked to agree, and they do not. Two dating and independence notes, stated up front: every panel figure is rolled to the 5-Aug-2026 anchor exactly as the four lenses are; and Expert 1 deliberately runs the SAME kind of earnings-power question as section 1.4 with different persona choices — FY2028-scale earnings at 9.5× against the lens's current-scale earnings at 9.0× — which is why the two land 157.98 and 102.05 respectively. The divergence is the persona doing what it says (no time-value discipline), it is disclosed, and only the section-1.4 construction enters the central.</w:t>
       </w:r>
     </w:p>
     <w:p>
@@ -24977,7 +24977,7 @@
                 <w:color w:val="1C3A36"/>
                 <w:sz w:val="17"/>
               </w:rPr>
-              <w:t>466,619</w:t>
+              <w:t>467,552</w:t>
             </w:r>
           </w:p>
         </w:tc>
@@ -25014,7 +25014,7 @@
                 <w:color w:val="1C3A36"/>
                 <w:sz w:val="17"/>
               </w:rPr>
-              <w:t>10.3%</w:t>
+              <w:t>10.6%</w:t>
             </w:r>
           </w:p>
         </w:tc>
@@ -25051,7 +25051,7 @@
                 <w:color w:val="1C3A36"/>
                 <w:sz w:val="17"/>
               </w:rPr>
-              <w:t>42,280</w:t>
+              <w:t>43,642</w:t>
             </w:r>
           </w:p>
         </w:tc>
@@ -25125,7 +25125,7 @@
                 <w:color w:val="1C3A36"/>
                 <w:sz w:val="17"/>
               </w:rPr>
-              <w:t>13.63</w:t>
+              <w:t>14.07</w:t>
             </w:r>
           </w:p>
         </w:tc>
@@ -25199,7 +25199,7 @@
                 <w:color w:val="1C3A36"/>
                 <w:sz w:val="17"/>
               </w:rPr>
-              <w:t>153.05</w:t>
+              <w:t>157.98</w:t>
             </w:r>
           </w:p>
         </w:tc>
@@ -25240,7 +25240,7 @@
                 <w:color w:val="1C3A36"/>
                 <w:sz w:val="17"/>
               </w:rPr>
-              <w:t>112.29 – 193.82</w:t>
+              <w:t>115.92 – 200.04</w:t>
             </w:r>
           </w:p>
         </w:tc>
@@ -25262,7 +25262,7 @@
           <w:color w:val="1C3A36"/>
           <w:sz w:val="21"/>
         </w:rPr>
-        <w:t>Named sensitivity: each one-turn change in the multiple is worth EGP 13.63 per share, and each percentage point of mid-cycle EBITDA margin is worth roughly EGP 1.34 per share.</w:t>
+        <w:t>Named sensitivity: each one-turn change in the multiple is worth EGP 14.07 per share, and each percentage point of mid-cycle EBITDA margin is worth roughly EGP 1.34 per share.</w:t>
       </w:r>
     </w:p>
     <w:p>
@@ -25419,7 +25419,7 @@
                 <w:color w:val="1C3A36"/>
                 <w:sz w:val="17"/>
               </w:rPr>
-              <w:t>15,664</w:t>
+              <w:t>15,423</w:t>
             </w:r>
           </w:p>
         </w:tc>
@@ -25493,7 +25493,7 @@
                 <w:color w:val="1C3A36"/>
                 <w:sz w:val="17"/>
               </w:rPr>
-              <w:t>(1,457)</w:t>
+              <w:t>(1,433)</w:t>
             </w:r>
           </w:p>
         </w:tc>
@@ -25530,7 +25530,7 @@
                 <w:color w:val="1C3A36"/>
                 <w:sz w:val="17"/>
               </w:rPr>
-              <w:t>13,599</w:t>
+              <w:t>13,381</w:t>
             </w:r>
           </w:p>
         </w:tc>
@@ -25567,7 +25567,7 @@
                 <w:color w:val="1C3A36"/>
                 <w:sz w:val="17"/>
               </w:rPr>
-              <w:t>× 1.07 ÷ (19.1% − 7%)</w:t>
+              <w:t>× 1.07 ÷ (21.1% − 7%)</w:t>
             </w:r>
           </w:p>
         </w:tc>
@@ -25604,7 +25604,7 @@
                 <w:color w:val="1C3A36"/>
                 <w:sz w:val="17"/>
               </w:rPr>
-              <w:t>65.48</w:t>
+              <w:t>54.99</w:t>
             </w:r>
           </w:p>
         </w:tc>
@@ -25645,7 +25645,7 @@
                 <w:color w:val="1C3A36"/>
                 <w:sz w:val="17"/>
               </w:rPr>
-              <w:t>34.12 – 59.75</w:t>
+              <w:t>31.99 – 50.72</w:t>
             </w:r>
           </w:p>
         </w:tc>
@@ -25667,7 +25667,7 @@
           <w:color w:val="1C3A36"/>
           <w:sz w:val="21"/>
         </w:rPr>
-        <w:t>This is the harshest of the three readings, at EGP 65.48, and the reason is specific and defensible: it takes the FY2025 evidence — EGP 28,363mn of EBITDA converting to EGP 12,766mn of operating cash — as a statement about the business model rather than about one unusual year.</w:t>
+        <w:t>This is the harshest of the three readings, at EGP 54.99, and the reason is specific and defensible: it takes the FY2025 evidence — EGP 28,363mn of EBITDA converting to EGP 12,766mn of operating cash — as a statement about the business model rather than about one unusual year.</w:t>
       </w:r>
     </w:p>
     <w:p>
@@ -25875,7 +25875,7 @@
                 <w:color w:val="1C3A36"/>
                 <w:sz w:val="17"/>
               </w:rPr>
-              <w:t>1,464</w:t>
+              <w:t>2,295</w:t>
             </w:r>
           </w:p>
         </w:tc>
@@ -25912,7 +25912,7 @@
                 <w:color w:val="1C3A36"/>
                 <w:sz w:val="17"/>
               </w:rPr>
-              <w:t>12,182</w:t>
+              <w:t>3,526</w:t>
             </w:r>
           </w:p>
         </w:tc>
@@ -25949,7 +25949,7 @@
                 <w:color w:val="1C3A36"/>
                 <w:sz w:val="17"/>
               </w:rPr>
-              <w:t>107,208</w:t>
+              <w:t>99,384</w:t>
             </w:r>
           </w:p>
         </w:tc>
@@ -25986,7 +25986,7 @@
                 <w:color w:val="1C3A36"/>
                 <w:sz w:val="17"/>
               </w:rPr>
-              <w:t>45.29</w:t>
+              <w:t>41.34</w:t>
             </w:r>
           </w:p>
         </w:tc>
@@ -26027,7 +26027,7 @@
                 <w:color w:val="1C3A36"/>
                 <w:sz w:val="17"/>
               </w:rPr>
-              <w:t>42.23 – 57.86</w:t>
+              <w:t>40.08 – 57.01</w:t>
             </w:r>
           </w:p>
         </w:tc>
@@ -26216,7 +26216,7 @@
                 <w:color w:val="1C3A36"/>
                 <w:sz w:val="16"/>
               </w:rPr>
-              <w:t>20.5%</w:t>
+              <w:t>21.6%</w:t>
             </w:r>
           </w:p>
         </w:tc>
@@ -26234,7 +26234,7 @@
                 <w:color w:val="1C3A36"/>
                 <w:sz w:val="16"/>
               </w:rPr>
-              <w:t>19.9%</w:t>
+              <w:t>21.2%</w:t>
             </w:r>
           </w:p>
         </w:tc>
@@ -26252,7 +26252,7 @@
                 <w:color w:val="1C3A36"/>
                 <w:sz w:val="16"/>
               </w:rPr>
-              <w:t>19.4%</w:t>
+              <w:t>20.6%</w:t>
             </w:r>
           </w:p>
         </w:tc>
@@ -26270,7 +26270,7 @@
                 <w:color w:val="1C3A36"/>
                 <w:sz w:val="16"/>
               </w:rPr>
-              <w:t>19.0%</w:t>
+              <w:t>20.0%</w:t>
             </w:r>
           </w:p>
         </w:tc>
@@ -26288,7 +26288,7 @@
                 <w:color w:val="1C3A36"/>
                 <w:sz w:val="16"/>
               </w:rPr>
-              <w:t>18.8%</w:t>
+              <w:t>19.5%</w:t>
             </w:r>
           </w:p>
         </w:tc>
@@ -26343,7 +26343,7 @@
                 <w:color w:val="1C3A36"/>
                 <w:sz w:val="16"/>
               </w:rPr>
-              <w:t>25.0%</w:t>
+              <w:t>25.5%</w:t>
             </w:r>
           </w:p>
         </w:tc>
@@ -26361,7 +26361,7 @@
                 <w:color w:val="1C3A36"/>
                 <w:sz w:val="16"/>
               </w:rPr>
-              <w:t>21.7%</w:t>
+              <w:t>22.8%</w:t>
             </w:r>
           </w:p>
         </w:tc>
@@ -26379,7 +26379,7 @@
                 <w:color w:val="1C3A36"/>
                 <w:sz w:val="16"/>
               </w:rPr>
-              <w:t>19.2%</w:t>
+              <w:t>20.6%</w:t>
             </w:r>
           </w:p>
         </w:tc>
@@ -26397,7 +26397,7 @@
                 <w:color w:val="1C3A36"/>
                 <w:sz w:val="16"/>
               </w:rPr>
-              <w:t>17.2%</w:t>
+              <w:t>18.9%</w:t>
             </w:r>
           </w:p>
         </w:tc>
@@ -26434,7 +26434,7 @@
                 <w:color w:val="1C3A36"/>
                 <w:sz w:val="16"/>
               </w:rPr>
-              <w:t>-8.4pp</w:t>
+              <w:t>-7.2pp</w:t>
             </w:r>
           </w:p>
         </w:tc>
@@ -26452,7 +26452,7 @@
                 <w:color w:val="1C3A36"/>
                 <w:sz w:val="16"/>
               </w:rPr>
-              <w:t>-5.1pp</w:t>
+              <w:t>-4.4pp</w:t>
             </w:r>
           </w:p>
         </w:tc>
@@ -26470,7 +26470,7 @@
                 <w:color w:val="1C3A36"/>
                 <w:sz w:val="16"/>
               </w:rPr>
-              <w:t>-2.4pp</w:t>
+              <w:t>-2.2pp</w:t>
             </w:r>
           </w:p>
         </w:tc>
@@ -26488,7 +26488,7 @@
                 <w:color w:val="1C3A36"/>
                 <w:sz w:val="16"/>
               </w:rPr>
-              <w:t>-0.1pp</w:t>
+              <w:t>-0.6pp</w:t>
             </w:r>
           </w:p>
         </w:tc>
@@ -26506,7 +26506,7 @@
                 <w:color w:val="1C3A36"/>
                 <w:sz w:val="16"/>
               </w:rPr>
-              <w:t>+1.6pp</w:t>
+              <w:t>+0.6pp</w:t>
             </w:r>
           </w:p>
         </w:tc>
@@ -26547,7 +26547,7 @@
                 <w:color w:val="1C3A36"/>
                 <w:sz w:val="16"/>
               </w:rPr>
-              <w:t>-1,808</w:t>
+              <w:t>-1,064</w:t>
             </w:r>
           </w:p>
         </w:tc>
@@ -26567,7 +26567,7 @@
                 <w:color w:val="1C3A36"/>
                 <w:sz w:val="16"/>
               </w:rPr>
-              <w:t>-1,891</w:t>
+              <w:t>-938</w:t>
             </w:r>
           </w:p>
         </w:tc>
@@ -26587,7 +26587,7 @@
                 <w:color w:val="1C3A36"/>
                 <w:sz w:val="16"/>
               </w:rPr>
-              <w:t>389</w:t>
+              <w:t>995</w:t>
             </w:r>
           </w:p>
         </w:tc>
@@ -26607,7 +26607,7 @@
                 <w:color w:val="1C3A36"/>
                 <w:sz w:val="16"/>
               </w:rPr>
-              <w:t>3,440</w:t>
+              <w:t>3,240</w:t>
             </w:r>
           </w:p>
         </w:tc>
@@ -26627,7 +26627,7 @@
                 <w:color w:val="1C3A36"/>
                 <w:sz w:val="16"/>
               </w:rPr>
-              <w:t>6,488</w:t>
+              <w:t>5,258</w:t>
             </w:r>
           </w:p>
         </w:tc>
@@ -26649,7 +26649,7 @@
           <w:color w:val="6E7B77"/>
           <w:sz w:val="17"/>
         </w:rPr>
-        <w:t>Two conventions sit in this table and are named so they cannot be confused: the ROIC row divides by CLOSING capital (matching Appendix A.3), while economic profit charges the cost of capital on OPENING capital — the capital actually employed through the year. So spread × closing capital will not reproduce the economic-profit row; the identity holds on opening capital. Note also that this leg's enterprise value (107,208) and the DCF's (116,164) differ by 8,956: economic-profit and FCFF valuations are algebraically identical on identical assumptions, and the gap here is exactly the different terminal treatment (a fading economic-profit perpetuity versus the reinvestment-rate terminal value). Expert 3 is therefore a RESTATEMENT of the DCF under a different terminal discipline, not an independent confirmation, and is read as such.</w:t>
+        <w:t>Two conventions sit in this table and are named so they cannot be confused: the ROIC row divides by CLOSING capital (matching Appendix A.3), while economic profit charges the cost of capital on OPENING capital — the capital actually employed through the year. So spread × closing capital will not reproduce the economic-profit row; the identity holds on opening capital. Note also that this leg's enterprise value (99,384) and the DCF's (107,235) differ by 7,852: economic-profit and FCFF valuations are algebraically identical on identical assumptions, and the gap here is exactly the different terminal treatment (a fading economic-profit perpetuity versus the reinvestment-rate terminal value). Expert 3 is therefore a RESTATEMENT of the DCF under a different terminal discipline, not an independent confirmation, and is read as such.</w:t>
       </w:r>
     </w:p>
     <w:p>
@@ -26663,7 +26663,7 @@
           <w:color w:val="1C3A36"/>
           <w:sz w:val="21"/>
         </w:rPr>
-        <w:t>This table is the single most revealing exhibit in the study. The spread is negative in the early years — the group earns roughly 20% on capital while its cost of capital is 29% — and turns positive only as the discount rate glides down. On this reading the company is not currently creating value at an Egyptian cost of capital; it creates value only if that cost of capital normalises, or if the correct cost of capital is the hard-currency one.</w:t>
+        <w:t>This table is the single most revealing exhibit in the study. The spread is negative in the early years — the group earns roughly 22% on capital while its cost of capital is 29% — and turns positive only as the discount rate glides down. On this reading the company is not currently creating value at an Egyptian cost of capital; it creates value only if that cost of capital normalises, or if the correct cost of capital is the hard-currency one.</w:t>
       </w:r>
     </w:p>
     <w:p>
@@ -27085,7 +27085,7 @@
           <w:color w:val="6E7B77"/>
           <w:sz w:val="17"/>
         </w:rPr>
-        <w:t>Figure 8 — the three experts' ranges. The gold band is the panel centre of 65.48; the vertical line is the market price of 130.00.</w:t>
+        <w:t>Figure 8 — the three experts' ranges. The gold band is the panel centre of 54.99; the vertical line is the market price of 130.00.</w:t>
       </w:r>
     </w:p>
     <w:p>
@@ -27099,7 +27099,7 @@
           <w:color w:val="1C3A36"/>
           <w:sz w:val="21"/>
         </w:rPr>
-        <w:t>The panel spans EGP 45.29 to 153.05 — a factor of 3.4 between the most and least generous reading. That is a wide disagreement and it is not noise. Expert 1 values earnings and lands near the market price. Expert 2 values cash and lands well below it. Expert 3 values the spread between returns and the cost of capital and finds that the answer depends entirely on which cost of capital applies. The panel median of 65.48 sits -50% against the market price and +51% against the study's own central of 43.51 — a real gap, stated at its size rather than smoothed, and driven by the panel's harsher cash and returns legs outvoting its generous earnings leg.</w:t>
+        <w:t>The panel spans EGP 41.34 to 157.98 — a factor of 3.8 between the most and least generous reading. That is a wide disagreement and it is not noise. Expert 1 values earnings and lands near the market price. Expert 2 values cash and lands well below it. Expert 3 values the spread between returns and the cost of capital and finds that the answer depends entirely on which cost of capital applies. The panel median of 54.99 sits -58% against the market price and +39% against the study's own central of 39.55 — a real gap, stated at its size rather than smoothed, and driven by the panel's harsher cash and returns legs outvoting its generous earnings leg.</w:t>
       </w:r>
     </w:p>
     <w:p>
@@ -27383,7 +27383,7 @@
                 <w:color w:val="1C3A36"/>
                 <w:sz w:val="16"/>
               </w:rPr>
-              <w:t>19.1% explicit</w:t>
+              <w:t>21.1% explicit</w:t>
             </w:r>
           </w:p>
         </w:tc>
@@ -27674,7 +27674,7 @@
                 <w:color w:val="1C3A36"/>
                 <w:sz w:val="16"/>
               </w:rPr>
-              <w:t>82% of the value in the study's main model</w:t>
+              <w:t>77% of the value in the study's main model</w:t>
             </w:r>
           </w:p>
         </w:tc>

--- a/engine/swdy_study/SWDY_Valuation_Study_09-09-2026_public.docx
+++ b/engine/swdy_study/SWDY_Valuation_Study_09-09-2026_public.docx
@@ -14598,7 +14598,7 @@
           <w:color w:val="1C3A36"/>
           <w:sz w:val="21"/>
         </w:rPr>
-        <w:t>Every grid above is produced by the SAME valuation function as the headline, and it is asserted to reproduce it: at the adopted rates, growth and beta the function returns EGP 39.55 against the published central of 39.55. Until this edition the grids ran through a second function that re-implemented the terminal on a construction the study had already retired and omitted the employees' statutory share of profit that the bridge charges, so the surface was centred 25.7% above the answer it was supposed to be testing. Note also where the adopted point SITS in each range rather than assuming it is the middle: terminal growth is adopted at 7%, the TOP of the 3%–7% range tested, so the terminal-growth row runs from the answer downwards and not symmetrically around it.</w:t>
+        <w:t>Every grid above is produced by the SAME valuation function as the headline, and it is asserted to reproduce it: at the adopted rates, growth and beta the function returns EGP 39.55 against the published central of 39.55. Until this edition the grids ran through a second function that re-implemented the terminal on a construction the study had already retired and omitted the employees' statutory share of profit that the bridge charges, so the surface was centred at EGP 49.71 rather than on the answer it was supposed to be testing. Note also where the adopted point SITS in each range rather than assuming it is the middle: terminal growth is adopted at 7%, the TOP of the 3%–7% range tested, so the terminal-growth row runs from the answer downwards and not symmetrically around it.</w:t>
       </w:r>
     </w:p>
     <w:p>

--- a/engine/swdy_study/SWDY_Valuation_Study_09-09-2026_public.docx
+++ b/engine/swdy_study/SWDY_Valuation_Study_09-09-2026_public.docx
@@ -83,6 +83,20 @@
           <w:sz w:val="30"/>
         </w:rPr>
         <w:t>Elsewedy Electric Company S.A.E. (EGX: SWDY)</w:t>
+      </w:r>
+    </w:p>
+    <w:p>
+      <w:pPr>
+        <w:spacing w:after="120" w:before="0"/>
+      </w:pPr>
+      <w:r>
+        <w:rPr>
+          <w:b w:val="0"/>
+          <w:i w:val="0"/>
+          <w:color w:val="6E7B77"/>
+          <w:sz w:val="16"/>
+        </w:rPr>
+        <w:t>PRICE DATE 3 September 2026 — the latest known close of EGP 130.00, the price this valuation is measured against.   ISSUE DATE 9 September 2026 — the day this edition was issued. A recalibration issues a NEW document carrying its own issue date; the two dates are stated separately because they are not the same fact [R-DOC-03].</w:t>
       </w:r>
     </w:p>
     <w:p>
